--- a/rapports/2026-06-06/EQ8/EQ8_sup_v2/DR_071202010023/91-13-58-30.docx
+++ b/rapports/2026-06-06/EQ8/EQ8_sup_v2/DR_071202010023/91-13-58-30.docx
@@ -297,7 +297,7 @@
           <w:color w:val="1F6FEB"/>
           <w:sz w:val="22"/>
         </w:rPr>
-        <w:t>⚠ INCOHÉRENCES À CORRIGER (156)</w:t>
+        <w:t>⚠ INCOHÉRENCES À CORRIGER (148)</w:t>
       </w:r>
     </w:p>
     <w:tbl>
@@ -3154,7 +3154,7 @@
                 <w:color w:val="16A34A"/>
                 <w:sz w:val="16"/>
               </w:rPr>
-              <w:t>—</w:t>
+              <w:t>s00q10, s01q35, s01q36, s01q37, s02q04, s02q15, s01q00b, s02q17_code</w:t>
             </w:r>
           </w:p>
         </w:tc>
@@ -3185,7 +3185,7 @@
                 <w:i w:val="0"/>
                 <w:sz w:val="17"/>
               </w:rPr>
-              <w:t>Incohérence!!! seulement les écoles privées paient les frais de scolarité (y compris les frais d'inscription).</w:t>
+              <w:t>Avertissement!!! L'âge (23 ans) de ANNA BAKHOUM avec son niveau d'étude (4ème année Secondaire 1 (Moyen) Général) semble incoherent, veuillez confirmer cette information avec le QG ou corriger l'incohérence.</w:t>
             </w:r>
           </w:p>
         </w:tc>
@@ -3244,7 +3244,7 @@
                 <w:color w:val="16A34A"/>
                 <w:sz w:val="16"/>
               </w:rPr>
-              <w:t>s00q10, s01q35, s01q36, s01q37, s02q04, s02q15, s01q00b, s02q17_code</w:t>
+              <w:t>s01q49, s02q24, s01q00b, s02q17_2, s02q15_2</w:t>
             </w:r>
           </w:p>
         </w:tc>
@@ -3275,7 +3275,7 @@
                 <w:i w:val="0"/>
                 <w:sz w:val="17"/>
               </w:rPr>
-              <w:t>Avertissement!!! L'âge (23 ans) de ANNA BAKHOUM avec son niveau d'étude (4ème année Secondaire 1 (Moyen) Général) semble incoherent, veuillez confirmer cette information avec le QG ou corriger l'incohérence.</w:t>
+              <w:t>Le montant des frais pour les cahiers et autres matériels scolaires (36000 FCFA) pour l'année scolaire de ANNA BAKHOUM qui fréquente 4ème année de Secondaire 1 (Moyen) Général semble incohérent, veuillez, s'il vous plait, verifier cette information auprès de l'enquêté ou confirmer avec le QG.</w:t>
             </w:r>
           </w:p>
         </w:tc>
@@ -3334,7 +3334,7 @@
                 <w:color w:val="16A34A"/>
                 <w:sz w:val="16"/>
               </w:rPr>
-              <w:t>s01q49, s02q24, s01q00b, s02q17_2, s02q15_2</w:t>
+              <w:t>s01q32, s01q36, s01q38, s04q37_modif, s02q33, s02q34, s01q00b</w:t>
             </w:r>
           </w:p>
         </w:tc>
@@ -3365,7 +3365,7 @@
                 <w:i w:val="0"/>
                 <w:sz w:val="17"/>
               </w:rPr>
-              <w:t>Le montant des frais pour les cahiers et autres matériels scolaires (36000 FCFA) pour l'année scolaire de ANNA BAKHOUM qui fréquente 4ème année de Secondaire 1 (Moyen) Général semble incohérent, veuillez, s'il vous plait, verifier cette information auprès de l'enquêté ou confirmer avec le QG.</w:t>
+              <w:t>Peu probable!!! Vu l'âge (23 ans) de ANNA BAKHOUM ou l'année à laquelle ANNA BAKHOUM a fréquenté l'école pour la dernière fois (.) le dernier diplome de ANNA BAKHOUM ne peut être le Certificat d'études primaires (CEP), prière de corriger cette incohérence ou confirmer avec le QG.</w:t>
             </w:r>
           </w:p>
         </w:tc>
@@ -3424,7 +3424,7 @@
                 <w:color w:val="16A34A"/>
                 <w:sz w:val="16"/>
               </w:rPr>
-              <w:t>s01q32, s01q36, s01q38, s04q37_modif, s02q33, s02q34, s01q00b</w:t>
+              <w:t>—</w:t>
             </w:r>
           </w:p>
         </w:tc>
@@ -3455,7 +3455,7 @@
                 <w:i w:val="0"/>
                 <w:sz w:val="17"/>
               </w:rPr>
-              <w:t>Peu probable!!! Vu l'âge (23 ans) de ANNA BAKHOUM ou l'année à laquelle ANNA BAKHOUM a fréquenté l'école pour la dernière fois (.) le dernier diplome de ANNA BAKHOUM ne peut être le Certificat d'études primaires (CEP), prière de corriger cette incohérence ou confirmer avec le QG.</w:t>
+              <w:t>Incohérent!! Le niveau d'instruction déclaré par l'un des enfants (Primaire) au niveau de la section 1 de MALICK BAKHOUM diffère de celui donné par MALICK BAKHOUM lui-même qui affirme ne pas avoir frequenté l'école formelle.</w:t>
             </w:r>
           </w:p>
         </w:tc>
@@ -3488,6 +3488,2166 @@
                 <w:i w:val="0"/>
                 <w:sz w:val="16"/>
               </w:rPr>
+              <w:t>S03</w:t>
+              <w:br/>
+            </w:r>
+            <w:r>
+              <w:rPr>
+                <w:b w:val="0"/>
+                <w:i w:val="0"/>
+                <w:color w:val="64748B"/>
+                <w:sz w:val="14"/>
+              </w:rPr>
+              <w:t>Santé</w:t>
+            </w:r>
+          </w:p>
+        </w:tc>
+        <w:tc>
+          <w:tcPr>
+            <w:tcW w:type="dxa" w:w="1531"/>
+          </w:tcPr>
+          <w:p>
+            <w:r>
+              <w:rPr>
+                <w:b/>
+                <w:i w:val="0"/>
+                <w:color w:val="16A34A"/>
+                <w:sz w:val="16"/>
+              </w:rPr>
+              <w:t>s03q14, s03q15, s03q17, s03q18, s03q19, s03q20, s03q21</w:t>
+            </w:r>
+          </w:p>
+        </w:tc>
+        <w:tc>
+          <w:tcPr>
+            <w:tcW w:type="dxa" w:w="1191"/>
+          </w:tcPr>
+          <w:p>
+            <w:r>
+              <w:rPr>
+                <w:b w:val="0"/>
+                <w:i w:val="0"/>
+                <w:color w:val="64748B"/>
+                <w:sz w:val="16"/>
+              </w:rPr>
+              <w:t>GT-CQ</w:t>
+            </w:r>
+          </w:p>
+        </w:tc>
+        <w:tc>
+          <w:tcPr>
+            <w:tcW w:type="dxa" w:w="4706"/>
+          </w:tcPr>
+          <w:p>
+            <w:r>
+              <w:rPr>
+                <w:b w:val="0"/>
+                <w:i w:val="0"/>
+                <w:sz w:val="17"/>
+              </w:rPr>
+              <w:t>Incoherence!!! THERESE SARR a consulté dans un service de santé ou un guérisseur au cours des 3 derniers mois sans hospitalisation (3.13=Oui) mais la depense liée à cette consultation est nulle 0 ou ne sait pas partout dans les questions (s03q14 s03q15 s03q17 s03q18 s03q19 s03q20 s03q21).</w:t>
+            </w:r>
+          </w:p>
+        </w:tc>
+      </w:tr>
+      <w:tr>
+        <w:tc>
+          <w:tcPr>
+            <w:tcW w:type="dxa" w:w="964"/>
+          </w:tcPr>
+          <w:p>
+            <w:r>
+              <w:rPr>
+                <w:b/>
+                <w:i w:val="0"/>
+                <w:color w:val="DC2626"/>
+                <w:sz w:val="16"/>
+              </w:rPr>
+              <w:t>Haute</w:t>
+            </w:r>
+          </w:p>
+        </w:tc>
+        <w:tc>
+          <w:tcPr>
+            <w:tcW w:type="dxa" w:w="1247"/>
+          </w:tcPr>
+          <w:p>
+            <w:r>
+              <w:rPr>
+                <w:b/>
+                <w:i w:val="0"/>
+                <w:sz w:val="16"/>
+              </w:rPr>
+              <w:t>S03</w:t>
+              <w:br/>
+            </w:r>
+            <w:r>
+              <w:rPr>
+                <w:b w:val="0"/>
+                <w:i w:val="0"/>
+                <w:color w:val="64748B"/>
+                <w:sz w:val="14"/>
+              </w:rPr>
+              <w:t>Santé</w:t>
+            </w:r>
+          </w:p>
+        </w:tc>
+        <w:tc>
+          <w:tcPr>
+            <w:tcW w:type="dxa" w:w="1531"/>
+          </w:tcPr>
+          <w:p>
+            <w:r>
+              <w:rPr>
+                <w:b/>
+                <w:i w:val="0"/>
+                <w:color w:val="16A34A"/>
+                <w:sz w:val="16"/>
+              </w:rPr>
+              <w:t>—</w:t>
+            </w:r>
+          </w:p>
+        </w:tc>
+        <w:tc>
+          <w:tcPr>
+            <w:tcW w:type="dxa" w:w="1191"/>
+          </w:tcPr>
+          <w:p>
+            <w:r>
+              <w:rPr>
+                <w:b w:val="0"/>
+                <w:i w:val="0"/>
+                <w:color w:val="64748B"/>
+                <w:sz w:val="16"/>
+              </w:rPr>
+              <w:t>GT-CQ</w:t>
+            </w:r>
+          </w:p>
+        </w:tc>
+        <w:tc>
+          <w:tcPr>
+            <w:tcW w:type="dxa" w:w="4706"/>
+          </w:tcPr>
+          <w:p>
+            <w:r>
+              <w:rPr>
+                <w:b w:val="0"/>
+                <w:i w:val="0"/>
+                <w:sz w:val="17"/>
+              </w:rPr>
+              <w:t>Incohérent !!! THERESE SARR s'est consulté la première fois pour cette maladie (Maladie des yeux) chez un médecin spécialiste et vous dites que  THERESE SARR n'est pas concerné par le montant des frais de consultation d'un médecin spécialiste (3.15=9999).</w:t>
+            </w:r>
+          </w:p>
+        </w:tc>
+      </w:tr>
+      <w:tr>
+        <w:tc>
+          <w:tcPr>
+            <w:tcW w:type="dxa" w:w="964"/>
+          </w:tcPr>
+          <w:p>
+            <w:r>
+              <w:rPr>
+                <w:b/>
+                <w:i w:val="0"/>
+                <w:color w:val="DC2626"/>
+                <w:sz w:val="16"/>
+              </w:rPr>
+              <w:t>Haute</w:t>
+            </w:r>
+          </w:p>
+        </w:tc>
+        <w:tc>
+          <w:tcPr>
+            <w:tcW w:type="dxa" w:w="1247"/>
+          </w:tcPr>
+          <w:p>
+            <w:r>
+              <w:rPr>
+                <w:b/>
+                <w:i w:val="0"/>
+                <w:sz w:val="16"/>
+              </w:rPr>
+              <w:t>S03</w:t>
+              <w:br/>
+            </w:r>
+            <w:r>
+              <w:rPr>
+                <w:b w:val="0"/>
+                <w:i w:val="0"/>
+                <w:color w:val="64748B"/>
+                <w:sz w:val="14"/>
+              </w:rPr>
+              <w:t>Santé</w:t>
+            </w:r>
+          </w:p>
+        </w:tc>
+        <w:tc>
+          <w:tcPr>
+            <w:tcW w:type="dxa" w:w="1531"/>
+          </w:tcPr>
+          <w:p>
+            <w:r>
+              <w:rPr>
+                <w:b/>
+                <w:i w:val="0"/>
+                <w:color w:val="16A34A"/>
+                <w:sz w:val="16"/>
+              </w:rPr>
+              <w:t>—</w:t>
+            </w:r>
+          </w:p>
+        </w:tc>
+        <w:tc>
+          <w:tcPr>
+            <w:tcW w:type="dxa" w:w="1191"/>
+          </w:tcPr>
+          <w:p>
+            <w:r>
+              <w:rPr>
+                <w:b w:val="0"/>
+                <w:i w:val="0"/>
+                <w:color w:val="64748B"/>
+                <w:sz w:val="16"/>
+              </w:rPr>
+              <w:t>GT-CQ</w:t>
+            </w:r>
+          </w:p>
+        </w:tc>
+        <w:tc>
+          <w:tcPr>
+            <w:tcW w:type="dxa" w:w="4706"/>
+          </w:tcPr>
+          <w:p>
+            <w:r>
+              <w:rPr>
+                <w:b w:val="0"/>
+                <w:i w:val="0"/>
+                <w:sz w:val="17"/>
+              </w:rPr>
+              <w:t>Prière de verifier cette incohérence auprès de l'enquêté ou confirmer.</w:t>
+            </w:r>
+          </w:p>
+        </w:tc>
+      </w:tr>
+      <w:tr>
+        <w:tc>
+          <w:tcPr>
+            <w:tcW w:type="dxa" w:w="964"/>
+          </w:tcPr>
+          <w:p>
+            <w:r>
+              <w:rPr>
+                <w:b/>
+                <w:i w:val="0"/>
+                <w:color w:val="DC2626"/>
+                <w:sz w:val="16"/>
+              </w:rPr>
+              <w:t>Haute</w:t>
+            </w:r>
+          </w:p>
+        </w:tc>
+        <w:tc>
+          <w:tcPr>
+            <w:tcW w:type="dxa" w:w="1247"/>
+          </w:tcPr>
+          <w:p>
+            <w:r>
+              <w:rPr>
+                <w:b/>
+                <w:i w:val="0"/>
+                <w:sz w:val="16"/>
+              </w:rPr>
+              <w:t>S04</w:t>
+              <w:br/>
+            </w:r>
+            <w:r>
+              <w:rPr>
+                <w:b w:val="0"/>
+                <w:i w:val="0"/>
+                <w:color w:val="64748B"/>
+                <w:sz w:val="14"/>
+              </w:rPr>
+              <w:t>Emploi</w:t>
+            </w:r>
+          </w:p>
+        </w:tc>
+        <w:tc>
+          <w:tcPr>
+            <w:tcW w:type="dxa" w:w="1531"/>
+          </w:tcPr>
+          <w:p>
+            <w:r>
+              <w:rPr>
+                <w:b/>
+                <w:i w:val="0"/>
+                <w:color w:val="16A34A"/>
+                <w:sz w:val="16"/>
+              </w:rPr>
+              <w:t>s04q46</w:t>
+            </w:r>
+          </w:p>
+        </w:tc>
+        <w:tc>
+          <w:tcPr>
+            <w:tcW w:type="dxa" w:w="1191"/>
+          </w:tcPr>
+          <w:p>
+            <w:r>
+              <w:rPr>
+                <w:b w:val="0"/>
+                <w:i w:val="0"/>
+                <w:color w:val="64748B"/>
+                <w:sz w:val="16"/>
+              </w:rPr>
+              <w:t>GT-CQ</w:t>
+            </w:r>
+          </w:p>
+        </w:tc>
+        <w:tc>
+          <w:tcPr>
+            <w:tcW w:type="dxa" w:w="4706"/>
+          </w:tcPr>
+          <w:p>
+            <w:r>
+              <w:rPr>
+                <w:b w:val="0"/>
+                <w:i w:val="0"/>
+                <w:sz w:val="17"/>
+              </w:rPr>
+              <w:t>Incohérence! ALBERT  BAKHOUM  evolue dans l'agriculture mais est  considéré comme salarié ou stagiaire/apprenti non renuméré, prière de revoir la question s04q46 et corriger.</w:t>
+            </w:r>
+          </w:p>
+        </w:tc>
+      </w:tr>
+      <w:tr>
+        <w:tc>
+          <w:tcPr>
+            <w:tcW w:type="dxa" w:w="964"/>
+          </w:tcPr>
+          <w:p>
+            <w:r>
+              <w:rPr>
+                <w:b/>
+                <w:i w:val="0"/>
+                <w:color w:val="DC2626"/>
+                <w:sz w:val="16"/>
+              </w:rPr>
+              <w:t>Haute</w:t>
+            </w:r>
+          </w:p>
+        </w:tc>
+        <w:tc>
+          <w:tcPr>
+            <w:tcW w:type="dxa" w:w="1247"/>
+          </w:tcPr>
+          <w:p>
+            <w:r>
+              <w:rPr>
+                <w:b/>
+                <w:i w:val="0"/>
+                <w:sz w:val="16"/>
+              </w:rPr>
+              <w:t>S04</w:t>
+              <w:br/>
+            </w:r>
+            <w:r>
+              <w:rPr>
+                <w:b w:val="0"/>
+                <w:i w:val="0"/>
+                <w:color w:val="64748B"/>
+                <w:sz w:val="14"/>
+              </w:rPr>
+              <w:t>Emploi</w:t>
+            </w:r>
+          </w:p>
+        </w:tc>
+        <w:tc>
+          <w:tcPr>
+            <w:tcW w:type="dxa" w:w="1531"/>
+          </w:tcPr>
+          <w:p>
+            <w:r>
+              <w:rPr>
+                <w:b/>
+                <w:i w:val="0"/>
+                <w:color w:val="16A34A"/>
+                <w:sz w:val="16"/>
+              </w:rPr>
+              <w:t>s04q46</w:t>
+            </w:r>
+          </w:p>
+        </w:tc>
+        <w:tc>
+          <w:tcPr>
+            <w:tcW w:type="dxa" w:w="1191"/>
+          </w:tcPr>
+          <w:p>
+            <w:r>
+              <w:rPr>
+                <w:b w:val="0"/>
+                <w:i w:val="0"/>
+                <w:color w:val="64748B"/>
+                <w:sz w:val="16"/>
+              </w:rPr>
+              <w:t>GT-CQ</w:t>
+            </w:r>
+          </w:p>
+        </w:tc>
+        <w:tc>
+          <w:tcPr>
+            <w:tcW w:type="dxa" w:w="4706"/>
+          </w:tcPr>
+          <w:p>
+            <w:r>
+              <w:rPr>
+                <w:b w:val="0"/>
+                <w:i w:val="0"/>
+                <w:sz w:val="17"/>
+              </w:rPr>
+              <w:t>Incohérence! MAURISSE BAKHOUM  evolue dans l'agriculture mais est  considéré comme salarié ou stagiaire/apprenti non renuméré, prière de revoir la question s04q46 et corriger.</w:t>
+            </w:r>
+          </w:p>
+        </w:tc>
+      </w:tr>
+      <w:tr>
+        <w:tc>
+          <w:tcPr>
+            <w:tcW w:type="dxa" w:w="964"/>
+          </w:tcPr>
+          <w:p>
+            <w:r>
+              <w:rPr>
+                <w:b/>
+                <w:i w:val="0"/>
+                <w:color w:val="DC2626"/>
+                <w:sz w:val="16"/>
+              </w:rPr>
+              <w:t>Haute</w:t>
+            </w:r>
+          </w:p>
+        </w:tc>
+        <w:tc>
+          <w:tcPr>
+            <w:tcW w:type="dxa" w:w="1247"/>
+          </w:tcPr>
+          <w:p>
+            <w:r>
+              <w:rPr>
+                <w:b/>
+                <w:i w:val="0"/>
+                <w:sz w:val="16"/>
+              </w:rPr>
+              <w:t>S11</w:t>
+              <w:br/>
+            </w:r>
+            <w:r>
+              <w:rPr>
+                <w:b w:val="0"/>
+                <w:i w:val="0"/>
+                <w:color w:val="64748B"/>
+                <w:sz w:val="14"/>
+              </w:rPr>
+              <w:t>Logement / cadre de vie</w:t>
+            </w:r>
+          </w:p>
+        </w:tc>
+        <w:tc>
+          <w:tcPr>
+            <w:tcW w:type="dxa" w:w="1531"/>
+          </w:tcPr>
+          <w:p>
+            <w:r>
+              <w:rPr>
+                <w:b/>
+                <w:i w:val="0"/>
+                <w:color w:val="16A34A"/>
+                <w:sz w:val="16"/>
+              </w:rPr>
+              <w:t>s01q07, s01q08, s02q20, s02q22, s03q07, s02q29, s04q19, s13q02</w:t>
+            </w:r>
+          </w:p>
+        </w:tc>
+        <w:tc>
+          <w:tcPr>
+            <w:tcW w:type="dxa" w:w="1191"/>
+          </w:tcPr>
+          <w:p>
+            <w:r>
+              <w:rPr>
+                <w:b w:val="0"/>
+                <w:i w:val="0"/>
+                <w:color w:val="64748B"/>
+                <w:sz w:val="16"/>
+              </w:rPr>
+              <w:t>GT-CQ</w:t>
+            </w:r>
+          </w:p>
+        </w:tc>
+        <w:tc>
+          <w:tcPr>
+            <w:tcW w:type="dxa" w:w="4706"/>
+          </w:tcPr>
+          <w:p>
+            <w:r>
+              <w:rPr>
+                <w:b w:val="0"/>
+                <w:i w:val="0"/>
+                <w:sz w:val="17"/>
+              </w:rPr>
+              <w:t>Avertissement!! Le montant supporté (30000 FCFA) par le ménage pour cette source d’énergie (Déchets d’animaux) à THIES Rural au cours des 30 derniers jours semble incoherent, prière de confirmer ou corriger.</w:t>
+            </w:r>
+          </w:p>
+        </w:tc>
+      </w:tr>
+      <w:tr>
+        <w:tc>
+          <w:tcPr>
+            <w:tcW w:type="dxa" w:w="964"/>
+          </w:tcPr>
+          <w:p>
+            <w:r>
+              <w:rPr>
+                <w:b/>
+                <w:i w:val="0"/>
+                <w:color w:val="DC2626"/>
+                <w:sz w:val="16"/>
+              </w:rPr>
+              <w:t>Haute</w:t>
+            </w:r>
+          </w:p>
+        </w:tc>
+        <w:tc>
+          <w:tcPr>
+            <w:tcW w:type="dxa" w:w="1247"/>
+          </w:tcPr>
+          <w:p>
+            <w:r>
+              <w:rPr>
+                <w:b/>
+                <w:i w:val="0"/>
+                <w:sz w:val="16"/>
+              </w:rPr>
+              <w:t>S11</w:t>
+              <w:br/>
+            </w:r>
+            <w:r>
+              <w:rPr>
+                <w:b w:val="0"/>
+                <w:i w:val="0"/>
+                <w:color w:val="64748B"/>
+                <w:sz w:val="14"/>
+              </w:rPr>
+              <w:t>Logement / cadre de vie</w:t>
+            </w:r>
+          </w:p>
+        </w:tc>
+        <w:tc>
+          <w:tcPr>
+            <w:tcW w:type="dxa" w:w="1531"/>
+          </w:tcPr>
+          <w:p>
+            <w:r>
+              <w:rPr>
+                <w:b/>
+                <w:i w:val="0"/>
+                <w:color w:val="16A34A"/>
+                <w:sz w:val="16"/>
+              </w:rPr>
+              <w:t>—</w:t>
+            </w:r>
+          </w:p>
+        </w:tc>
+        <w:tc>
+          <w:tcPr>
+            <w:tcW w:type="dxa" w:w="1191"/>
+          </w:tcPr>
+          <w:p>
+            <w:r>
+              <w:rPr>
+                <w:b w:val="0"/>
+                <w:i w:val="0"/>
+                <w:color w:val="64748B"/>
+                <w:sz w:val="16"/>
+              </w:rPr>
+              <w:t>GT-CQ</w:t>
+            </w:r>
+          </w:p>
+        </w:tc>
+        <w:tc>
+          <w:tcPr>
+            <w:tcW w:type="dxa" w:w="4706"/>
+          </w:tcPr>
+          <w:p>
+            <w:r>
+              <w:rPr>
+                <w:b w:val="0"/>
+                <w:i w:val="0"/>
+                <w:sz w:val="17"/>
+              </w:rPr>
+              <w:t>Incoherence!! Le ménage a depensé .</w:t>
+            </w:r>
+          </w:p>
+        </w:tc>
+      </w:tr>
+      <w:tr>
+        <w:tc>
+          <w:tcPr>
+            <w:tcW w:type="dxa" w:w="964"/>
+          </w:tcPr>
+          <w:p>
+            <w:r>
+              <w:rPr>
+                <w:b/>
+                <w:i w:val="0"/>
+                <w:color w:val="DC2626"/>
+                <w:sz w:val="16"/>
+              </w:rPr>
+              <w:t>Haute</w:t>
+            </w:r>
+          </w:p>
+        </w:tc>
+        <w:tc>
+          <w:tcPr>
+            <w:tcW w:type="dxa" w:w="1247"/>
+          </w:tcPr>
+          <w:p>
+            <w:r>
+              <w:rPr>
+                <w:b/>
+                <w:i w:val="0"/>
+                <w:sz w:val="16"/>
+              </w:rPr>
+              <w:t>S11</w:t>
+              <w:br/>
+            </w:r>
+            <w:r>
+              <w:rPr>
+                <w:b w:val="0"/>
+                <w:i w:val="0"/>
+                <w:color w:val="64748B"/>
+                <w:sz w:val="14"/>
+              </w:rPr>
+              <w:t>Logement / cadre de vie</w:t>
+            </w:r>
+          </w:p>
+        </w:tc>
+        <w:tc>
+          <w:tcPr>
+            <w:tcW w:type="dxa" w:w="1531"/>
+          </w:tcPr>
+          <w:p>
+            <w:r>
+              <w:rPr>
+                <w:b/>
+                <w:i w:val="0"/>
+                <w:color w:val="16A34A"/>
+                <w:sz w:val="16"/>
+              </w:rPr>
+              <w:t>s01q29, s01q31, s04q24, s00q04, s11q21, s09fq03, s09fq011</w:t>
+            </w:r>
+          </w:p>
+        </w:tc>
+        <w:tc>
+          <w:tcPr>
+            <w:tcW w:type="dxa" w:w="1191"/>
+          </w:tcPr>
+          <w:p>
+            <w:r>
+              <w:rPr>
+                <w:b w:val="0"/>
+                <w:i w:val="0"/>
+                <w:color w:val="64748B"/>
+                <w:sz w:val="16"/>
+              </w:rPr>
+              <w:t>GT-CQ</w:t>
+            </w:r>
+          </w:p>
+        </w:tc>
+        <w:tc>
+          <w:tcPr>
+            <w:tcW w:type="dxa" w:w="4706"/>
+          </w:tcPr>
+          <w:p>
+            <w:r>
+              <w:rPr>
+                <w:b w:val="0"/>
+                <w:i w:val="0"/>
+                <w:sz w:val="17"/>
+              </w:rPr>
+              <w:t>FCFA dans Frais de connexion au réseau de distribution d'eau mais dit ne pas être connecté à un réseau d'eau courante, prière de corriger cette incoherenceAttention!!! Les ménages vivants dans un(e) Maison Basse à THIES Rural ont généralement comme principal matériau de construction le/la Ciment/Béton/Pierres de taille, mais celui du ménage de PIERE BAKHOUM (Briques cuites) diffère de celui-ci.</w:t>
+            </w:r>
+          </w:p>
+        </w:tc>
+      </w:tr>
+      <w:tr>
+        <w:tc>
+          <w:tcPr>
+            <w:tcW w:type="dxa" w:w="964"/>
+          </w:tcPr>
+          <w:p>
+            <w:r>
+              <w:rPr>
+                <w:b/>
+                <w:i w:val="0"/>
+                <w:color w:val="DC2626"/>
+                <w:sz w:val="16"/>
+              </w:rPr>
+              <w:t>Haute</w:t>
+            </w:r>
+          </w:p>
+        </w:tc>
+        <w:tc>
+          <w:tcPr>
+            <w:tcW w:type="dxa" w:w="1247"/>
+          </w:tcPr>
+          <w:p>
+            <w:r>
+              <w:rPr>
+                <w:b/>
+                <w:i w:val="0"/>
+                <w:sz w:val="16"/>
+              </w:rPr>
+              <w:t>S13</w:t>
+              <w:br/>
+            </w:r>
+            <w:r>
+              <w:rPr>
+                <w:b w:val="0"/>
+                <w:i w:val="0"/>
+                <w:color w:val="64748B"/>
+                <w:sz w:val="14"/>
+              </w:rPr>
+              <w:t>Transferts</w:t>
+            </w:r>
+          </w:p>
+        </w:tc>
+        <w:tc>
+          <w:tcPr>
+            <w:tcW w:type="dxa" w:w="1531"/>
+          </w:tcPr>
+          <w:p>
+            <w:r>
+              <w:rPr>
+                <w:b/>
+                <w:i w:val="0"/>
+                <w:color w:val="16A34A"/>
+                <w:sz w:val="16"/>
+              </w:rPr>
+              <w:t>s00q27, s01q03a, s01q03b, s01q03c, s02q04, s03q14, s04q15, s04q16</w:t>
+            </w:r>
+          </w:p>
+        </w:tc>
+        <w:tc>
+          <w:tcPr>
+            <w:tcW w:type="dxa" w:w="1191"/>
+          </w:tcPr>
+          <w:p>
+            <w:r>
+              <w:rPr>
+                <w:b w:val="0"/>
+                <w:i w:val="0"/>
+                <w:color w:val="64748B"/>
+                <w:sz w:val="16"/>
+              </w:rPr>
+              <w:t>GT-CQ</w:t>
+            </w:r>
+          </w:p>
+        </w:tc>
+        <w:tc>
+          <w:tcPr>
+            <w:tcW w:type="dxa" w:w="4706"/>
+          </w:tcPr>
+          <w:p>
+            <w:r>
+              <w:rPr>
+                <w:b w:val="0"/>
+                <w:i w:val="0"/>
+                <w:sz w:val="17"/>
+              </w:rPr>
+              <w:t>Incohérence!! Vous avez dit que celui qui a envoyé ou donné de l'argent n'a aucun lien avec celui qui a reçu de l'argent mais vous avez dit encore qu'il a vécu dans ce ménage dans le passé, prière de corriger.</w:t>
+            </w:r>
+          </w:p>
+        </w:tc>
+      </w:tr>
+      <w:tr>
+        <w:tc>
+          <w:tcPr>
+            <w:tcW w:type="dxa" w:w="964"/>
+          </w:tcPr>
+          <w:p>
+            <w:r>
+              <w:rPr>
+                <w:b/>
+                <w:i w:val="0"/>
+                <w:color w:val="EA580C"/>
+                <w:sz w:val="16"/>
+              </w:rPr>
+              <w:t>Moyenne</w:t>
+            </w:r>
+          </w:p>
+        </w:tc>
+        <w:tc>
+          <w:tcPr>
+            <w:tcW w:type="dxa" w:w="1247"/>
+          </w:tcPr>
+          <w:p>
+            <w:r>
+              <w:rPr>
+                <w:b/>
+                <w:i w:val="0"/>
+                <w:sz w:val="16"/>
+              </w:rPr>
+              <w:t>S00</w:t>
+              <w:br/>
+            </w:r>
+            <w:r>
+              <w:rPr>
+                <w:b w:val="0"/>
+                <w:i w:val="0"/>
+                <w:color w:val="64748B"/>
+                <w:sz w:val="14"/>
+              </w:rPr>
+              <w:t>Identification</w:t>
+            </w:r>
+          </w:p>
+        </w:tc>
+        <w:tc>
+          <w:tcPr>
+            <w:tcW w:type="dxa" w:w="1531"/>
+          </w:tcPr>
+          <w:p>
+            <w:r>
+              <w:rPr>
+                <w:b/>
+                <w:i w:val="0"/>
+                <w:color w:val="16A34A"/>
+                <w:sz w:val="16"/>
+              </w:rPr>
+              <w:t>s00q27</w:t>
+            </w:r>
+          </w:p>
+        </w:tc>
+        <w:tc>
+          <w:tcPr>
+            <w:tcW w:type="dxa" w:w="1191"/>
+          </w:tcPr>
+          <w:p>
+            <w:r>
+              <w:rPr>
+                <w:b w:val="0"/>
+                <w:i w:val="0"/>
+                <w:color w:val="64748B"/>
+                <w:sz w:val="16"/>
+              </w:rPr>
+              <w:t>GT-CQ</w:t>
+            </w:r>
+          </w:p>
+        </w:tc>
+        <w:tc>
+          <w:tcPr>
+            <w:tcW w:type="dxa" w:w="4706"/>
+          </w:tcPr>
+          <w:p>
+            <w:r>
+              <w:rPr>
+                <w:b w:val="0"/>
+                <w:i w:val="0"/>
+                <w:sz w:val="17"/>
+              </w:rPr>
+              <w:t>Le questionnaire semble ne pas être complètement fini mais le questionnaire est en statut complet, prière de compléter le questionnaire.</w:t>
+            </w:r>
+          </w:p>
+        </w:tc>
+      </w:tr>
+      <w:tr>
+        <w:tc>
+          <w:tcPr>
+            <w:tcW w:type="dxa" w:w="964"/>
+          </w:tcPr>
+          <w:p>
+            <w:r>
+              <w:rPr>
+                <w:b/>
+                <w:i w:val="0"/>
+                <w:color w:val="EA580C"/>
+                <w:sz w:val="16"/>
+              </w:rPr>
+              <w:t>Moyenne</w:t>
+            </w:r>
+          </w:p>
+        </w:tc>
+        <w:tc>
+          <w:tcPr>
+            <w:tcW w:type="dxa" w:w="1247"/>
+          </w:tcPr>
+          <w:p>
+            <w:r>
+              <w:rPr>
+                <w:b/>
+                <w:i w:val="0"/>
+                <w:sz w:val="16"/>
+              </w:rPr>
+              <w:t>S00</w:t>
+              <w:br/>
+            </w:r>
+            <w:r>
+              <w:rPr>
+                <w:b w:val="0"/>
+                <w:i w:val="0"/>
+                <w:color w:val="64748B"/>
+                <w:sz w:val="14"/>
+              </w:rPr>
+              <w:t>Identification</w:t>
+            </w:r>
+          </w:p>
+        </w:tc>
+        <w:tc>
+          <w:tcPr>
+            <w:tcW w:type="dxa" w:w="1531"/>
+          </w:tcPr>
+          <w:p>
+            <w:r>
+              <w:rPr>
+                <w:b/>
+                <w:i w:val="0"/>
+                <w:color w:val="16A34A"/>
+                <w:sz w:val="16"/>
+              </w:rPr>
+              <w:t>—</w:t>
+            </w:r>
+          </w:p>
+        </w:tc>
+        <w:tc>
+          <w:tcPr>
+            <w:tcW w:type="dxa" w:w="1191"/>
+          </w:tcPr>
+          <w:p>
+            <w:r>
+              <w:rPr>
+                <w:b w:val="0"/>
+                <w:i w:val="0"/>
+                <w:color w:val="64748B"/>
+                <w:sz w:val="16"/>
+              </w:rPr>
+              <w:t>GT-CQ</w:t>
+            </w:r>
+          </w:p>
+        </w:tc>
+        <w:tc>
+          <w:tcPr>
+            <w:tcW w:type="dxa" w:w="4706"/>
+          </w:tcPr>
+          <w:p>
+            <w:r>
+              <w:rPr>
+                <w:b w:val="0"/>
+                <w:i w:val="0"/>
+                <w:sz w:val="17"/>
+              </w:rPr>
+              <w:t>L'adresse ou la localisation du ménage doit être bien renseignée, ne doit pas contenir des numéros de téléphone et elle semble courte pour être une adresse.</w:t>
+            </w:r>
+          </w:p>
+        </w:tc>
+      </w:tr>
+      <w:tr>
+        <w:tc>
+          <w:tcPr>
+            <w:tcW w:type="dxa" w:w="964"/>
+          </w:tcPr>
+          <w:p>
+            <w:r>
+              <w:rPr>
+                <w:b/>
+                <w:i w:val="0"/>
+                <w:color w:val="EA580C"/>
+                <w:sz w:val="16"/>
+              </w:rPr>
+              <w:t>Moyenne</w:t>
+            </w:r>
+          </w:p>
+        </w:tc>
+        <w:tc>
+          <w:tcPr>
+            <w:tcW w:type="dxa" w:w="1247"/>
+          </w:tcPr>
+          <w:p>
+            <w:r>
+              <w:rPr>
+                <w:b/>
+                <w:i w:val="0"/>
+                <w:sz w:val="16"/>
+              </w:rPr>
+              <w:t>S00</w:t>
+              <w:br/>
+            </w:r>
+            <w:r>
+              <w:rPr>
+                <w:b w:val="0"/>
+                <w:i w:val="0"/>
+                <w:color w:val="64748B"/>
+                <w:sz w:val="14"/>
+              </w:rPr>
+              <w:t>Identification</w:t>
+            </w:r>
+          </w:p>
+        </w:tc>
+        <w:tc>
+          <w:tcPr>
+            <w:tcW w:type="dxa" w:w="1531"/>
+          </w:tcPr>
+          <w:p>
+            <w:r>
+              <w:rPr>
+                <w:b/>
+                <w:i w:val="0"/>
+                <w:color w:val="16A34A"/>
+                <w:sz w:val="16"/>
+              </w:rPr>
+              <w:t>—</w:t>
+            </w:r>
+          </w:p>
+        </w:tc>
+        <w:tc>
+          <w:tcPr>
+            <w:tcW w:type="dxa" w:w="1191"/>
+          </w:tcPr>
+          <w:p>
+            <w:r>
+              <w:rPr>
+                <w:b w:val="0"/>
+                <w:i w:val="0"/>
+                <w:color w:val="64748B"/>
+                <w:sz w:val="16"/>
+              </w:rPr>
+              <w:t>GT-CQ</w:t>
+            </w:r>
+          </w:p>
+        </w:tc>
+        <w:tc>
+          <w:tcPr>
+            <w:tcW w:type="dxa" w:w="4706"/>
+          </w:tcPr>
+          <w:p>
+            <w:r>
+              <w:rPr>
+                <w:b w:val="0"/>
+                <w:i w:val="0"/>
+                <w:sz w:val="17"/>
+              </w:rPr>
+              <w:t>Prière de renseigner la bonne adresse.</w:t>
+            </w:r>
+          </w:p>
+        </w:tc>
+      </w:tr>
+      <w:tr>
+        <w:tc>
+          <w:tcPr>
+            <w:tcW w:type="dxa" w:w="964"/>
+          </w:tcPr>
+          <w:p>
+            <w:r>
+              <w:rPr>
+                <w:b/>
+                <w:i w:val="0"/>
+                <w:color w:val="EA580C"/>
+                <w:sz w:val="16"/>
+              </w:rPr>
+              <w:t>Moyenne</w:t>
+            </w:r>
+          </w:p>
+        </w:tc>
+        <w:tc>
+          <w:tcPr>
+            <w:tcW w:type="dxa" w:w="1247"/>
+          </w:tcPr>
+          <w:p>
+            <w:r>
+              <w:rPr>
+                <w:b/>
+                <w:i w:val="0"/>
+                <w:sz w:val="16"/>
+              </w:rPr>
+              <w:t>S01</w:t>
+              <w:br/>
+            </w:r>
+            <w:r>
+              <w:rPr>
+                <w:b w:val="0"/>
+                <w:i w:val="0"/>
+                <w:color w:val="64748B"/>
+                <w:sz w:val="14"/>
+              </w:rPr>
+              <w:t>Démographie</w:t>
+            </w:r>
+          </w:p>
+        </w:tc>
+        <w:tc>
+          <w:tcPr>
+            <w:tcW w:type="dxa" w:w="1531"/>
+          </w:tcPr>
+          <w:p>
+            <w:r>
+              <w:rPr>
+                <w:b/>
+                <w:i w:val="0"/>
+                <w:color w:val="16A34A"/>
+                <w:sz w:val="16"/>
+              </w:rPr>
+              <w:t>—</w:t>
+            </w:r>
+          </w:p>
+        </w:tc>
+        <w:tc>
+          <w:tcPr>
+            <w:tcW w:type="dxa" w:w="1191"/>
+          </w:tcPr>
+          <w:p>
+            <w:r>
+              <w:rPr>
+                <w:b w:val="0"/>
+                <w:i w:val="0"/>
+                <w:color w:val="64748B"/>
+                <w:sz w:val="16"/>
+              </w:rPr>
+              <w:t>GT-CQ</w:t>
+            </w:r>
+          </w:p>
+        </w:tc>
+        <w:tc>
+          <w:tcPr>
+            <w:tcW w:type="dxa" w:w="4706"/>
+          </w:tcPr>
+          <w:p>
+            <w:r>
+              <w:rPr>
+                <w:b w:val="0"/>
+                <w:i w:val="0"/>
+                <w:sz w:val="17"/>
+              </w:rPr>
+              <w:t>Prière de verifier l'information donnée par ANNA BAKHOUM ou corriger au niveau de la section 1.</w:t>
+            </w:r>
+          </w:p>
+        </w:tc>
+      </w:tr>
+      <w:tr>
+        <w:tc>
+          <w:tcPr>
+            <w:tcW w:type="dxa" w:w="964"/>
+          </w:tcPr>
+          <w:p>
+            <w:r>
+              <w:rPr>
+                <w:b/>
+                <w:i w:val="0"/>
+                <w:color w:val="EA580C"/>
+                <w:sz w:val="16"/>
+              </w:rPr>
+              <w:t>Moyenne</w:t>
+            </w:r>
+          </w:p>
+        </w:tc>
+        <w:tc>
+          <w:tcPr>
+            <w:tcW w:type="dxa" w:w="1247"/>
+          </w:tcPr>
+          <w:p>
+            <w:r>
+              <w:rPr>
+                <w:b/>
+                <w:i w:val="0"/>
+                <w:sz w:val="16"/>
+              </w:rPr>
+              <w:t>S01</w:t>
+              <w:br/>
+            </w:r>
+            <w:r>
+              <w:rPr>
+                <w:b w:val="0"/>
+                <w:i w:val="0"/>
+                <w:color w:val="64748B"/>
+                <w:sz w:val="14"/>
+              </w:rPr>
+              <w:t>Démographie</w:t>
+            </w:r>
+          </w:p>
+        </w:tc>
+        <w:tc>
+          <w:tcPr>
+            <w:tcW w:type="dxa" w:w="1531"/>
+          </w:tcPr>
+          <w:p>
+            <w:r>
+              <w:rPr>
+                <w:b/>
+                <w:i w:val="0"/>
+                <w:color w:val="16A34A"/>
+                <w:sz w:val="16"/>
+              </w:rPr>
+              <w:t>—</w:t>
+            </w:r>
+          </w:p>
+        </w:tc>
+        <w:tc>
+          <w:tcPr>
+            <w:tcW w:type="dxa" w:w="1191"/>
+          </w:tcPr>
+          <w:p>
+            <w:r>
+              <w:rPr>
+                <w:b w:val="0"/>
+                <w:i w:val="0"/>
+                <w:color w:val="64748B"/>
+                <w:sz w:val="16"/>
+              </w:rPr>
+              <w:t>GT-CQ</w:t>
+            </w:r>
+          </w:p>
+        </w:tc>
+        <w:tc>
+          <w:tcPr>
+            <w:tcW w:type="dxa" w:w="4706"/>
+          </w:tcPr>
+          <w:p>
+            <w:r>
+              <w:rPr>
+                <w:b w:val="0"/>
+                <w:i w:val="0"/>
+                <w:sz w:val="17"/>
+              </w:rPr>
+              <w:t>Prière de verifier l'information donnée par LEON BAKHOUM ou corriger au niveau de la section 1.</w:t>
+            </w:r>
+          </w:p>
+        </w:tc>
+      </w:tr>
+      <w:tr>
+        <w:tc>
+          <w:tcPr>
+            <w:tcW w:type="dxa" w:w="964"/>
+          </w:tcPr>
+          <w:p>
+            <w:r>
+              <w:rPr>
+                <w:b/>
+                <w:i w:val="0"/>
+                <w:color w:val="EA580C"/>
+                <w:sz w:val="16"/>
+              </w:rPr>
+              <w:t>Moyenne</w:t>
+            </w:r>
+          </w:p>
+        </w:tc>
+        <w:tc>
+          <w:tcPr>
+            <w:tcW w:type="dxa" w:w="1247"/>
+          </w:tcPr>
+          <w:p>
+            <w:r>
+              <w:rPr>
+                <w:b/>
+                <w:i w:val="0"/>
+                <w:sz w:val="16"/>
+              </w:rPr>
+              <w:t>S01</w:t>
+              <w:br/>
+            </w:r>
+            <w:r>
+              <w:rPr>
+                <w:b w:val="0"/>
+                <w:i w:val="0"/>
+                <w:color w:val="64748B"/>
+                <w:sz w:val="14"/>
+              </w:rPr>
+              <w:t>Démographie</w:t>
+            </w:r>
+          </w:p>
+        </w:tc>
+        <w:tc>
+          <w:tcPr>
+            <w:tcW w:type="dxa" w:w="1531"/>
+          </w:tcPr>
+          <w:p>
+            <w:r>
+              <w:rPr>
+                <w:b/>
+                <w:i w:val="0"/>
+                <w:color w:val="16A34A"/>
+                <w:sz w:val="16"/>
+              </w:rPr>
+              <w:t>—</w:t>
+            </w:r>
+          </w:p>
+        </w:tc>
+        <w:tc>
+          <w:tcPr>
+            <w:tcW w:type="dxa" w:w="1191"/>
+          </w:tcPr>
+          <w:p>
+            <w:r>
+              <w:rPr>
+                <w:b w:val="0"/>
+                <w:i w:val="0"/>
+                <w:color w:val="64748B"/>
+                <w:sz w:val="16"/>
+              </w:rPr>
+              <w:t>GT-CQ</w:t>
+            </w:r>
+          </w:p>
+        </w:tc>
+        <w:tc>
+          <w:tcPr>
+            <w:tcW w:type="dxa" w:w="4706"/>
+          </w:tcPr>
+          <w:p>
+            <w:r>
+              <w:rPr>
+                <w:b w:val="0"/>
+                <w:i w:val="0"/>
+                <w:sz w:val="17"/>
+              </w:rPr>
+              <w:t>Prière de verifier l'information donnée par MALICK BAKHOUM ou corriger au niveau de la section 1.</w:t>
+            </w:r>
+          </w:p>
+        </w:tc>
+      </w:tr>
+      <w:tr>
+        <w:tc>
+          <w:tcPr>
+            <w:tcW w:type="dxa" w:w="964"/>
+          </w:tcPr>
+          <w:p>
+            <w:r>
+              <w:rPr>
+                <w:b/>
+                <w:i w:val="0"/>
+                <w:color w:val="EA580C"/>
+                <w:sz w:val="16"/>
+              </w:rPr>
+              <w:t>Moyenne</w:t>
+            </w:r>
+          </w:p>
+        </w:tc>
+        <w:tc>
+          <w:tcPr>
+            <w:tcW w:type="dxa" w:w="1247"/>
+          </w:tcPr>
+          <w:p>
+            <w:r>
+              <w:rPr>
+                <w:b/>
+                <w:i w:val="0"/>
+                <w:sz w:val="16"/>
+              </w:rPr>
+              <w:t>S01</w:t>
+              <w:br/>
+            </w:r>
+            <w:r>
+              <w:rPr>
+                <w:b w:val="0"/>
+                <w:i w:val="0"/>
+                <w:color w:val="64748B"/>
+                <w:sz w:val="14"/>
+              </w:rPr>
+              <w:t>Démographie</w:t>
+            </w:r>
+          </w:p>
+        </w:tc>
+        <w:tc>
+          <w:tcPr>
+            <w:tcW w:type="dxa" w:w="1531"/>
+          </w:tcPr>
+          <w:p>
+            <w:r>
+              <w:rPr>
+                <w:b/>
+                <w:i w:val="0"/>
+                <w:color w:val="16A34A"/>
+                <w:sz w:val="16"/>
+              </w:rPr>
+              <w:t>—</w:t>
+            </w:r>
+          </w:p>
+        </w:tc>
+        <w:tc>
+          <w:tcPr>
+            <w:tcW w:type="dxa" w:w="1191"/>
+          </w:tcPr>
+          <w:p>
+            <w:r>
+              <w:rPr>
+                <w:b w:val="0"/>
+                <w:i w:val="0"/>
+                <w:color w:val="64748B"/>
+                <w:sz w:val="16"/>
+              </w:rPr>
+              <w:t>GT-CQ</w:t>
+            </w:r>
+          </w:p>
+        </w:tc>
+        <w:tc>
+          <w:tcPr>
+            <w:tcW w:type="dxa" w:w="4706"/>
+          </w:tcPr>
+          <w:p>
+            <w:r>
+              <w:rPr>
+                <w:b w:val="0"/>
+                <w:i w:val="0"/>
+                <w:sz w:val="17"/>
+              </w:rPr>
+              <w:t>Prière de verifier l'information donnée par MARI JEANNE BAKHOUME ou corriger au niveau de la section 1.</w:t>
+            </w:r>
+          </w:p>
+        </w:tc>
+      </w:tr>
+      <w:tr>
+        <w:tc>
+          <w:tcPr>
+            <w:tcW w:type="dxa" w:w="964"/>
+          </w:tcPr>
+          <w:p>
+            <w:r>
+              <w:rPr>
+                <w:b/>
+                <w:i w:val="0"/>
+                <w:color w:val="EA580C"/>
+                <w:sz w:val="16"/>
+              </w:rPr>
+              <w:t>Moyenne</w:t>
+            </w:r>
+          </w:p>
+        </w:tc>
+        <w:tc>
+          <w:tcPr>
+            <w:tcW w:type="dxa" w:w="1247"/>
+          </w:tcPr>
+          <w:p>
+            <w:r>
+              <w:rPr>
+                <w:b/>
+                <w:i w:val="0"/>
+                <w:sz w:val="16"/>
+              </w:rPr>
+              <w:t>S01</w:t>
+              <w:br/>
+            </w:r>
+            <w:r>
+              <w:rPr>
+                <w:b w:val="0"/>
+                <w:i w:val="0"/>
+                <w:color w:val="64748B"/>
+                <w:sz w:val="14"/>
+              </w:rPr>
+              <w:t>Démographie</w:t>
+            </w:r>
+          </w:p>
+        </w:tc>
+        <w:tc>
+          <w:tcPr>
+            <w:tcW w:type="dxa" w:w="1531"/>
+          </w:tcPr>
+          <w:p>
+            <w:r>
+              <w:rPr>
+                <w:b/>
+                <w:i w:val="0"/>
+                <w:color w:val="16A34A"/>
+                <w:sz w:val="16"/>
+              </w:rPr>
+              <w:t>—</w:t>
+            </w:r>
+          </w:p>
+        </w:tc>
+        <w:tc>
+          <w:tcPr>
+            <w:tcW w:type="dxa" w:w="1191"/>
+          </w:tcPr>
+          <w:p>
+            <w:r>
+              <w:rPr>
+                <w:b w:val="0"/>
+                <w:i w:val="0"/>
+                <w:color w:val="64748B"/>
+                <w:sz w:val="16"/>
+              </w:rPr>
+              <w:t>GT-CQ</w:t>
+            </w:r>
+          </w:p>
+        </w:tc>
+        <w:tc>
+          <w:tcPr>
+            <w:tcW w:type="dxa" w:w="4706"/>
+          </w:tcPr>
+          <w:p>
+            <w:r>
+              <w:rPr>
+                <w:b w:val="0"/>
+                <w:i w:val="0"/>
+                <w:sz w:val="17"/>
+              </w:rPr>
+              <w:t>Prière de verifier l'information donnée par MARIE BERNALDETTE BAKHOUM ou corriger au niveau de la section 1.</w:t>
+            </w:r>
+          </w:p>
+        </w:tc>
+      </w:tr>
+      <w:tr>
+        <w:tc>
+          <w:tcPr>
+            <w:tcW w:type="dxa" w:w="964"/>
+          </w:tcPr>
+          <w:p>
+            <w:r>
+              <w:rPr>
+                <w:b/>
+                <w:i w:val="0"/>
+                <w:color w:val="EA580C"/>
+                <w:sz w:val="16"/>
+              </w:rPr>
+              <w:t>Moyenne</w:t>
+            </w:r>
+          </w:p>
+        </w:tc>
+        <w:tc>
+          <w:tcPr>
+            <w:tcW w:type="dxa" w:w="1247"/>
+          </w:tcPr>
+          <w:p>
+            <w:r>
+              <w:rPr>
+                <w:b/>
+                <w:i w:val="0"/>
+                <w:sz w:val="16"/>
+              </w:rPr>
+              <w:t>S01</w:t>
+              <w:br/>
+            </w:r>
+            <w:r>
+              <w:rPr>
+                <w:b w:val="0"/>
+                <w:i w:val="0"/>
+                <w:color w:val="64748B"/>
+                <w:sz w:val="14"/>
+              </w:rPr>
+              <w:t>Démographie</w:t>
+            </w:r>
+          </w:p>
+        </w:tc>
+        <w:tc>
+          <w:tcPr>
+            <w:tcW w:type="dxa" w:w="1531"/>
+          </w:tcPr>
+          <w:p>
+            <w:r>
+              <w:rPr>
+                <w:b/>
+                <w:i w:val="0"/>
+                <w:color w:val="16A34A"/>
+                <w:sz w:val="16"/>
+              </w:rPr>
+              <w:t>—</w:t>
+            </w:r>
+          </w:p>
+        </w:tc>
+        <w:tc>
+          <w:tcPr>
+            <w:tcW w:type="dxa" w:w="1191"/>
+          </w:tcPr>
+          <w:p>
+            <w:r>
+              <w:rPr>
+                <w:b w:val="0"/>
+                <w:i w:val="0"/>
+                <w:color w:val="64748B"/>
+                <w:sz w:val="16"/>
+              </w:rPr>
+              <w:t>GT-CQ</w:t>
+            </w:r>
+          </w:p>
+        </w:tc>
+        <w:tc>
+          <w:tcPr>
+            <w:tcW w:type="dxa" w:w="4706"/>
+          </w:tcPr>
+          <w:p>
+            <w:r>
+              <w:rPr>
+                <w:b w:val="0"/>
+                <w:i w:val="0"/>
+                <w:sz w:val="17"/>
+              </w:rPr>
+              <w:t>Prière de verifier l'information donnée par MARIE COLETTE BAKHOUM ou corriger au niveau de la section 1.</w:t>
+            </w:r>
+          </w:p>
+        </w:tc>
+      </w:tr>
+      <w:tr>
+        <w:tc>
+          <w:tcPr>
+            <w:tcW w:type="dxa" w:w="964"/>
+          </w:tcPr>
+          <w:p>
+            <w:r>
+              <w:rPr>
+                <w:b/>
+                <w:i w:val="0"/>
+                <w:color w:val="EA580C"/>
+                <w:sz w:val="16"/>
+              </w:rPr>
+              <w:t>Moyenne</w:t>
+            </w:r>
+          </w:p>
+        </w:tc>
+        <w:tc>
+          <w:tcPr>
+            <w:tcW w:type="dxa" w:w="1247"/>
+          </w:tcPr>
+          <w:p>
+            <w:r>
+              <w:rPr>
+                <w:b/>
+                <w:i w:val="0"/>
+                <w:sz w:val="16"/>
+              </w:rPr>
+              <w:t>S01</w:t>
+              <w:br/>
+            </w:r>
+            <w:r>
+              <w:rPr>
+                <w:b w:val="0"/>
+                <w:i w:val="0"/>
+                <w:color w:val="64748B"/>
+                <w:sz w:val="14"/>
+              </w:rPr>
+              <w:t>Démographie</w:t>
+            </w:r>
+          </w:p>
+        </w:tc>
+        <w:tc>
+          <w:tcPr>
+            <w:tcW w:type="dxa" w:w="1531"/>
+          </w:tcPr>
+          <w:p>
+            <w:r>
+              <w:rPr>
+                <w:b/>
+                <w:i w:val="0"/>
+                <w:color w:val="16A34A"/>
+                <w:sz w:val="16"/>
+              </w:rPr>
+              <w:t>—</w:t>
+            </w:r>
+          </w:p>
+        </w:tc>
+        <w:tc>
+          <w:tcPr>
+            <w:tcW w:type="dxa" w:w="1191"/>
+          </w:tcPr>
+          <w:p>
+            <w:r>
+              <w:rPr>
+                <w:b w:val="0"/>
+                <w:i w:val="0"/>
+                <w:color w:val="64748B"/>
+                <w:sz w:val="16"/>
+              </w:rPr>
+              <w:t>GT-CQ</w:t>
+            </w:r>
+          </w:p>
+        </w:tc>
+        <w:tc>
+          <w:tcPr>
+            <w:tcW w:type="dxa" w:w="4706"/>
+          </w:tcPr>
+          <w:p>
+            <w:r>
+              <w:rPr>
+                <w:b w:val="0"/>
+                <w:i w:val="0"/>
+                <w:sz w:val="17"/>
+              </w:rPr>
+              <w:t>Prière de verifier l'information donnée par MONICK BAKHOUM ou corriger au niveau de la section 1.</w:t>
+            </w:r>
+          </w:p>
+        </w:tc>
+      </w:tr>
+      <w:tr>
+        <w:tc>
+          <w:tcPr>
+            <w:tcW w:type="dxa" w:w="964"/>
+          </w:tcPr>
+          <w:p>
+            <w:r>
+              <w:rPr>
+                <w:b/>
+                <w:i w:val="0"/>
+                <w:color w:val="EA580C"/>
+                <w:sz w:val="16"/>
+              </w:rPr>
+              <w:t>Moyenne</w:t>
+            </w:r>
+          </w:p>
+        </w:tc>
+        <w:tc>
+          <w:tcPr>
+            <w:tcW w:type="dxa" w:w="1247"/>
+          </w:tcPr>
+          <w:p>
+            <w:r>
+              <w:rPr>
+                <w:b/>
+                <w:i w:val="0"/>
+                <w:sz w:val="16"/>
+              </w:rPr>
+              <w:t>S01</w:t>
+              <w:br/>
+            </w:r>
+            <w:r>
+              <w:rPr>
+                <w:b w:val="0"/>
+                <w:i w:val="0"/>
+                <w:color w:val="64748B"/>
+                <w:sz w:val="14"/>
+              </w:rPr>
+              <w:t>Démographie</w:t>
+            </w:r>
+          </w:p>
+        </w:tc>
+        <w:tc>
+          <w:tcPr>
+            <w:tcW w:type="dxa" w:w="1531"/>
+          </w:tcPr>
+          <w:p>
+            <w:r>
+              <w:rPr>
+                <w:b/>
+                <w:i w:val="0"/>
+                <w:color w:val="16A34A"/>
+                <w:sz w:val="16"/>
+              </w:rPr>
+              <w:t>—</w:t>
+            </w:r>
+          </w:p>
+        </w:tc>
+        <w:tc>
+          <w:tcPr>
+            <w:tcW w:type="dxa" w:w="1191"/>
+          </w:tcPr>
+          <w:p>
+            <w:r>
+              <w:rPr>
+                <w:b w:val="0"/>
+                <w:i w:val="0"/>
+                <w:color w:val="64748B"/>
+                <w:sz w:val="16"/>
+              </w:rPr>
+              <w:t>GT-CQ</w:t>
+            </w:r>
+          </w:p>
+        </w:tc>
+        <w:tc>
+          <w:tcPr>
+            <w:tcW w:type="dxa" w:w="4706"/>
+          </w:tcPr>
+          <w:p>
+            <w:r>
+              <w:rPr>
+                <w:b w:val="0"/>
+                <w:i w:val="0"/>
+                <w:sz w:val="17"/>
+              </w:rPr>
+              <w:t>Dans le cas contraire rassurez vous que c'est bien son fils/fille biologique.</w:t>
+            </w:r>
+          </w:p>
+        </w:tc>
+      </w:tr>
+      <w:tr>
+        <w:tc>
+          <w:tcPr>
+            <w:tcW w:type="dxa" w:w="964"/>
+          </w:tcPr>
+          <w:p>
+            <w:r>
+              <w:rPr>
+                <w:b/>
+                <w:i w:val="0"/>
+                <w:color w:val="EA580C"/>
+                <w:sz w:val="16"/>
+              </w:rPr>
+              <w:t>Moyenne</w:t>
+            </w:r>
+          </w:p>
+        </w:tc>
+        <w:tc>
+          <w:tcPr>
+            <w:tcW w:type="dxa" w:w="1247"/>
+          </w:tcPr>
+          <w:p>
+            <w:r>
+              <w:rPr>
+                <w:b/>
+                <w:i w:val="0"/>
+                <w:sz w:val="16"/>
+              </w:rPr>
+              <w:t>S01</w:t>
+              <w:br/>
+            </w:r>
+            <w:r>
+              <w:rPr>
+                <w:b w:val="0"/>
+                <w:i w:val="0"/>
+                <w:color w:val="64748B"/>
+                <w:sz w:val="14"/>
+              </w:rPr>
+              <w:t>Démographie</w:t>
+            </w:r>
+          </w:p>
+        </w:tc>
+        <w:tc>
+          <w:tcPr>
+            <w:tcW w:type="dxa" w:w="1531"/>
+          </w:tcPr>
+          <w:p>
+            <w:r>
+              <w:rPr>
+                <w:b/>
+                <w:i w:val="0"/>
+                <w:color w:val="16A34A"/>
+                <w:sz w:val="16"/>
+              </w:rPr>
+              <w:t>—</w:t>
+            </w:r>
+          </w:p>
+        </w:tc>
+        <w:tc>
+          <w:tcPr>
+            <w:tcW w:type="dxa" w:w="1191"/>
+          </w:tcPr>
+          <w:p>
+            <w:r>
+              <w:rPr>
+                <w:b w:val="0"/>
+                <w:i w:val="0"/>
+                <w:color w:val="64748B"/>
+                <w:sz w:val="16"/>
+              </w:rPr>
+              <w:t>GT-CQ</w:t>
+            </w:r>
+          </w:p>
+        </w:tc>
+        <w:tc>
+          <w:tcPr>
+            <w:tcW w:type="dxa" w:w="4706"/>
+          </w:tcPr>
+          <w:p>
+            <w:r>
+              <w:rPr>
+                <w:b w:val="0"/>
+                <w:i w:val="0"/>
+                <w:sz w:val="17"/>
+              </w:rPr>
+              <w:t>Prière de verifier l'information donnée par SALY NIOME ou corriger au niveau de la section 1.</w:t>
+            </w:r>
+          </w:p>
+        </w:tc>
+      </w:tr>
+      <w:tr>
+        <w:tc>
+          <w:tcPr>
+            <w:tcW w:type="dxa" w:w="964"/>
+          </w:tcPr>
+          <w:p>
+            <w:r>
+              <w:rPr>
+                <w:b/>
+                <w:i w:val="0"/>
+                <w:color w:val="EA580C"/>
+                <w:sz w:val="16"/>
+              </w:rPr>
+              <w:t>Moyenne</w:t>
+            </w:r>
+          </w:p>
+        </w:tc>
+        <w:tc>
+          <w:tcPr>
+            <w:tcW w:type="dxa" w:w="1247"/>
+          </w:tcPr>
+          <w:p>
+            <w:r>
+              <w:rPr>
+                <w:b/>
+                <w:i w:val="0"/>
+                <w:sz w:val="16"/>
+              </w:rPr>
+              <w:t>S01</w:t>
+              <w:br/>
+            </w:r>
+            <w:r>
+              <w:rPr>
+                <w:b w:val="0"/>
+                <w:i w:val="0"/>
+                <w:color w:val="64748B"/>
+                <w:sz w:val="14"/>
+              </w:rPr>
+              <w:t>Démographie</w:t>
+            </w:r>
+          </w:p>
+        </w:tc>
+        <w:tc>
+          <w:tcPr>
+            <w:tcW w:type="dxa" w:w="1531"/>
+          </w:tcPr>
+          <w:p>
+            <w:r>
+              <w:rPr>
+                <w:b/>
+                <w:i w:val="0"/>
+                <w:color w:val="16A34A"/>
+                <w:sz w:val="16"/>
+              </w:rPr>
+              <w:t>—</w:t>
+            </w:r>
+          </w:p>
+        </w:tc>
+        <w:tc>
+          <w:tcPr>
+            <w:tcW w:type="dxa" w:w="1191"/>
+          </w:tcPr>
+          <w:p>
+            <w:r>
+              <w:rPr>
+                <w:b w:val="0"/>
+                <w:i w:val="0"/>
+                <w:color w:val="64748B"/>
+                <w:sz w:val="16"/>
+              </w:rPr>
+              <w:t>GT-CQ</w:t>
+            </w:r>
+          </w:p>
+        </w:tc>
+        <w:tc>
+          <w:tcPr>
+            <w:tcW w:type="dxa" w:w="4706"/>
+          </w:tcPr>
+          <w:p>
+            <w:r>
+              <w:rPr>
+                <w:b w:val="0"/>
+                <w:i w:val="0"/>
+                <w:sz w:val="17"/>
+              </w:rPr>
+              <w:t>Prière de verifier l'information donnée par THÉRÈSE BAKHOUM ou corriger au niveau de la section 1.</w:t>
+            </w:r>
+          </w:p>
+        </w:tc>
+      </w:tr>
+      <w:tr>
+        <w:tc>
+          <w:tcPr>
+            <w:tcW w:type="dxa" w:w="964"/>
+          </w:tcPr>
+          <w:p>
+            <w:r>
+              <w:rPr>
+                <w:b/>
+                <w:i w:val="0"/>
+                <w:color w:val="EA580C"/>
+                <w:sz w:val="16"/>
+              </w:rPr>
+              <w:t>Moyenne</w:t>
+            </w:r>
+          </w:p>
+        </w:tc>
+        <w:tc>
+          <w:tcPr>
+            <w:tcW w:type="dxa" w:w="1247"/>
+          </w:tcPr>
+          <w:p>
+            <w:r>
+              <w:rPr>
+                <w:b/>
+                <w:i w:val="0"/>
+                <w:sz w:val="16"/>
+              </w:rPr>
+              <w:t>S01</w:t>
+              <w:br/>
+            </w:r>
+            <w:r>
+              <w:rPr>
+                <w:b w:val="0"/>
+                <w:i w:val="0"/>
+                <w:color w:val="64748B"/>
+                <w:sz w:val="14"/>
+              </w:rPr>
+              <w:t>Démographie</w:t>
+            </w:r>
+          </w:p>
+        </w:tc>
+        <w:tc>
+          <w:tcPr>
+            <w:tcW w:type="dxa" w:w="1531"/>
+          </w:tcPr>
+          <w:p>
+            <w:r>
+              <w:rPr>
+                <w:b/>
+                <w:i w:val="0"/>
+                <w:color w:val="16A34A"/>
+                <w:sz w:val="16"/>
+              </w:rPr>
+              <w:t>—</w:t>
+            </w:r>
+          </w:p>
+        </w:tc>
+        <w:tc>
+          <w:tcPr>
+            <w:tcW w:type="dxa" w:w="1191"/>
+          </w:tcPr>
+          <w:p>
+            <w:r>
+              <w:rPr>
+                <w:b w:val="0"/>
+                <w:i w:val="0"/>
+                <w:color w:val="64748B"/>
+                <w:sz w:val="16"/>
+              </w:rPr>
+              <w:t>GT-CQ</w:t>
+            </w:r>
+          </w:p>
+        </w:tc>
+        <w:tc>
+          <w:tcPr>
+            <w:tcW w:type="dxa" w:w="4706"/>
+          </w:tcPr>
+          <w:p>
+            <w:r>
+              <w:rPr>
+                <w:b w:val="0"/>
+                <w:i w:val="0"/>
+                <w:sz w:val="17"/>
+              </w:rPr>
+              <w:t>Prière de verifier l'information donnée par WALY BAKHOUME ou corriger au niveau de la section 1.</w:t>
+            </w:r>
+          </w:p>
+        </w:tc>
+      </w:tr>
+      <w:tr>
+        <w:tc>
+          <w:tcPr>
+            <w:tcW w:type="dxa" w:w="964"/>
+          </w:tcPr>
+          <w:p>
+            <w:r>
+              <w:rPr>
+                <w:b/>
+                <w:i w:val="0"/>
+                <w:color w:val="EA580C"/>
+                <w:sz w:val="16"/>
+              </w:rPr>
+              <w:t>Moyenne</w:t>
+            </w:r>
+          </w:p>
+        </w:tc>
+        <w:tc>
+          <w:tcPr>
+            <w:tcW w:type="dxa" w:w="1247"/>
+          </w:tcPr>
+          <w:p>
+            <w:r>
+              <w:rPr>
+                <w:b/>
+                <w:i w:val="0"/>
+                <w:sz w:val="16"/>
+              </w:rPr>
+              <w:t>S01</w:t>
+              <w:br/>
+            </w:r>
+            <w:r>
+              <w:rPr>
+                <w:b w:val="0"/>
+                <w:i w:val="0"/>
+                <w:color w:val="64748B"/>
+                <w:sz w:val="14"/>
+              </w:rPr>
+              <w:t>Démographie</w:t>
+            </w:r>
+          </w:p>
+        </w:tc>
+        <w:tc>
+          <w:tcPr>
+            <w:tcW w:type="dxa" w:w="1531"/>
+          </w:tcPr>
+          <w:p>
+            <w:r>
+              <w:rPr>
+                <w:b/>
+                <w:i w:val="0"/>
+                <w:color w:val="16A34A"/>
+                <w:sz w:val="16"/>
+              </w:rPr>
+              <w:t>—</w:t>
+            </w:r>
+          </w:p>
+        </w:tc>
+        <w:tc>
+          <w:tcPr>
+            <w:tcW w:type="dxa" w:w="1191"/>
+          </w:tcPr>
+          <w:p>
+            <w:r>
+              <w:rPr>
+                <w:b w:val="0"/>
+                <w:i w:val="0"/>
+                <w:color w:val="64748B"/>
+                <w:sz w:val="16"/>
+              </w:rPr>
+              <w:t>GT-CQ</w:t>
+            </w:r>
+          </w:p>
+        </w:tc>
+        <w:tc>
+          <w:tcPr>
+            <w:tcW w:type="dxa" w:w="4706"/>
+          </w:tcPr>
+          <w:p>
+            <w:r>
+              <w:rPr>
+                <w:b w:val="0"/>
+                <w:i w:val="0"/>
+                <w:sz w:val="17"/>
+              </w:rPr>
+              <w:t>Prière de verifier l'information donnée par ZERMELLE BAKHOUM ou corriger au niveau de la section 1.</w:t>
+            </w:r>
+          </w:p>
+        </w:tc>
+      </w:tr>
+      <w:tr>
+        <w:tc>
+          <w:tcPr>
+            <w:tcW w:type="dxa" w:w="964"/>
+          </w:tcPr>
+          <w:p>
+            <w:r>
+              <w:rPr>
+                <w:b/>
+                <w:i w:val="0"/>
+                <w:color w:val="EA580C"/>
+                <w:sz w:val="16"/>
+              </w:rPr>
+              <w:t>Moyenne</w:t>
+            </w:r>
+          </w:p>
+        </w:tc>
+        <w:tc>
+          <w:tcPr>
+            <w:tcW w:type="dxa" w:w="1247"/>
+          </w:tcPr>
+          <w:p>
+            <w:r>
+              <w:rPr>
+                <w:b/>
+                <w:i w:val="0"/>
+                <w:sz w:val="16"/>
+              </w:rPr>
               <w:t>S02</w:t>
               <w:br/>
             </w:r>
@@ -3545,7 +5705,7 @@
                 <w:i w:val="0"/>
                 <w:sz w:val="17"/>
               </w:rPr>
-              <w:t>Incohérent!! Le niveau d'instruction déclaré par l'un des enfants (Primaire) au niveau de la section 1 de MALICK BAKHOUM diffère de celui donné par MALICK BAKHOUM lui-même qui affirme ne pas avoir frequenté l'école formelle.</w:t>
+              <w:t>Attention!!! le montant payé pour les frais de scolarité ( 14000 FCFA) de LEONIE BAKHOUM  qui fréquente 3ème année de Maternelle semble faible.</w:t>
             </w:r>
           </w:p>
         </w:tc>
@@ -3560,10 +5720,10 @@
               <w:rPr>
                 <w:b/>
                 <w:i w:val="0"/>
-                <w:color w:val="DC2626"/>
-                <w:sz w:val="16"/>
-              </w:rPr>
-              <w:t>Haute</w:t>
+                <w:color w:val="EA580C"/>
+                <w:sz w:val="16"/>
+              </w:rPr>
+              <w:t>Moyenne</w:t>
             </w:r>
           </w:p>
         </w:tc>
@@ -3578,7 +5738,7 @@
                 <w:i w:val="0"/>
                 <w:sz w:val="16"/>
               </w:rPr>
-              <w:t>S03</w:t>
+              <w:t>S02</w:t>
               <w:br/>
             </w:r>
             <w:r>
@@ -3588,7 +5748,7 @@
                 <w:color w:val="64748B"/>
                 <w:sz w:val="14"/>
               </w:rPr>
-              <w:t>Santé</w:t>
+              <w:t>Éducation</w:t>
             </w:r>
           </w:p>
         </w:tc>
@@ -3604,7 +5764,7 @@
                 <w:color w:val="16A34A"/>
                 <w:sz w:val="16"/>
               </w:rPr>
-              <w:t>s03q14, s03q15, s03q17, s03q18, s03q19, s03q20, s03q21</w:t>
+              <w:t>—</w:t>
             </w:r>
           </w:p>
         </w:tc>
@@ -3635,2887 +5795,7 @@
                 <w:i w:val="0"/>
                 <w:sz w:val="17"/>
               </w:rPr>
-              <w:t>Incoherence!!! THERESE SARR a consulté dans un service de santé ou un guérisseur au cours des 3 derniers mois sans hospitalisation (3.13=Oui) mais la depense liée à cette consultation est nulle 0 ou ne sait pas partout dans les questions (s03q14 s03q15 s03q17 s03q18 s03q19 s03q20 s03q21).</w:t>
-            </w:r>
-          </w:p>
-        </w:tc>
-      </w:tr>
-      <w:tr>
-        <w:tc>
-          <w:tcPr>
-            <w:tcW w:type="dxa" w:w="964"/>
-          </w:tcPr>
-          <w:p>
-            <w:r>
-              <w:rPr>
-                <w:b/>
-                <w:i w:val="0"/>
-                <w:color w:val="DC2626"/>
-                <w:sz w:val="16"/>
-              </w:rPr>
-              <w:t>Haute</w:t>
-            </w:r>
-          </w:p>
-        </w:tc>
-        <w:tc>
-          <w:tcPr>
-            <w:tcW w:type="dxa" w:w="1247"/>
-          </w:tcPr>
-          <w:p>
-            <w:r>
-              <w:rPr>
-                <w:b/>
-                <w:i w:val="0"/>
-                <w:sz w:val="16"/>
-              </w:rPr>
-              <w:t>S03</w:t>
-              <w:br/>
-            </w:r>
-            <w:r>
-              <w:rPr>
-                <w:b w:val="0"/>
-                <w:i w:val="0"/>
-                <w:color w:val="64748B"/>
-                <w:sz w:val="14"/>
-              </w:rPr>
-              <w:t>Santé</w:t>
-            </w:r>
-          </w:p>
-        </w:tc>
-        <w:tc>
-          <w:tcPr>
-            <w:tcW w:type="dxa" w:w="1531"/>
-          </w:tcPr>
-          <w:p>
-            <w:r>
-              <w:rPr>
-                <w:b/>
-                <w:i w:val="0"/>
-                <w:color w:val="16A34A"/>
-                <w:sz w:val="16"/>
-              </w:rPr>
-              <w:t>—</w:t>
-            </w:r>
-          </w:p>
-        </w:tc>
-        <w:tc>
-          <w:tcPr>
-            <w:tcW w:type="dxa" w:w="1191"/>
-          </w:tcPr>
-          <w:p>
-            <w:r>
-              <w:rPr>
-                <w:b w:val="0"/>
-                <w:i w:val="0"/>
-                <w:color w:val="64748B"/>
-                <w:sz w:val="16"/>
-              </w:rPr>
-              <w:t>GT-CQ</w:t>
-            </w:r>
-          </w:p>
-        </w:tc>
-        <w:tc>
-          <w:tcPr>
-            <w:tcW w:type="dxa" w:w="4706"/>
-          </w:tcPr>
-          <w:p>
-            <w:r>
-              <w:rPr>
-                <w:b w:val="0"/>
-                <w:i w:val="0"/>
-                <w:sz w:val="17"/>
-              </w:rPr>
-              <w:t>Incohérent !!! THERESE SARR s'est consulté la première fois pour cette maladie (Maladie des yeux) chez un médecin spécialiste et vous dites que  THERESE SARR n'est pas concerné par le montant des frais de consultation d'un médecin spécialiste (3.15=9999).</w:t>
-            </w:r>
-          </w:p>
-        </w:tc>
-      </w:tr>
-      <w:tr>
-        <w:tc>
-          <w:tcPr>
-            <w:tcW w:type="dxa" w:w="964"/>
-          </w:tcPr>
-          <w:p>
-            <w:r>
-              <w:rPr>
-                <w:b/>
-                <w:i w:val="0"/>
-                <w:color w:val="DC2626"/>
-                <w:sz w:val="16"/>
-              </w:rPr>
-              <w:t>Haute</w:t>
-            </w:r>
-          </w:p>
-        </w:tc>
-        <w:tc>
-          <w:tcPr>
-            <w:tcW w:type="dxa" w:w="1247"/>
-          </w:tcPr>
-          <w:p>
-            <w:r>
-              <w:rPr>
-                <w:b/>
-                <w:i w:val="0"/>
-                <w:sz w:val="16"/>
-              </w:rPr>
-              <w:t>S03</w:t>
-              <w:br/>
-            </w:r>
-            <w:r>
-              <w:rPr>
-                <w:b w:val="0"/>
-                <w:i w:val="0"/>
-                <w:color w:val="64748B"/>
-                <w:sz w:val="14"/>
-              </w:rPr>
-              <w:t>Santé</w:t>
-            </w:r>
-          </w:p>
-        </w:tc>
-        <w:tc>
-          <w:tcPr>
-            <w:tcW w:type="dxa" w:w="1531"/>
-          </w:tcPr>
-          <w:p>
-            <w:r>
-              <w:rPr>
-                <w:b/>
-                <w:i w:val="0"/>
-                <w:color w:val="16A34A"/>
-                <w:sz w:val="16"/>
-              </w:rPr>
-              <w:t>—</w:t>
-            </w:r>
-          </w:p>
-        </w:tc>
-        <w:tc>
-          <w:tcPr>
-            <w:tcW w:type="dxa" w:w="1191"/>
-          </w:tcPr>
-          <w:p>
-            <w:r>
-              <w:rPr>
-                <w:b w:val="0"/>
-                <w:i w:val="0"/>
-                <w:color w:val="64748B"/>
-                <w:sz w:val="16"/>
-              </w:rPr>
-              <w:t>GT-CQ</w:t>
-            </w:r>
-          </w:p>
-        </w:tc>
-        <w:tc>
-          <w:tcPr>
-            <w:tcW w:type="dxa" w:w="4706"/>
-          </w:tcPr>
-          <w:p>
-            <w:r>
-              <w:rPr>
-                <w:b w:val="0"/>
-                <w:i w:val="0"/>
-                <w:sz w:val="17"/>
-              </w:rPr>
-              <w:t>Prière de verifier cette incohérence auprès de l'enquêté ou confirmer.</w:t>
-            </w:r>
-          </w:p>
-        </w:tc>
-      </w:tr>
-      <w:tr>
-        <w:tc>
-          <w:tcPr>
-            <w:tcW w:type="dxa" w:w="964"/>
-          </w:tcPr>
-          <w:p>
-            <w:r>
-              <w:rPr>
-                <w:b/>
-                <w:i w:val="0"/>
-                <w:color w:val="DC2626"/>
-                <w:sz w:val="16"/>
-              </w:rPr>
-              <w:t>Haute</w:t>
-            </w:r>
-          </w:p>
-        </w:tc>
-        <w:tc>
-          <w:tcPr>
-            <w:tcW w:type="dxa" w:w="1247"/>
-          </w:tcPr>
-          <w:p>
-            <w:r>
-              <w:rPr>
-                <w:b/>
-                <w:i w:val="0"/>
-                <w:sz w:val="16"/>
-              </w:rPr>
-              <w:t>S04</w:t>
-              <w:br/>
-            </w:r>
-            <w:r>
-              <w:rPr>
-                <w:b w:val="0"/>
-                <w:i w:val="0"/>
-                <w:color w:val="64748B"/>
-                <w:sz w:val="14"/>
-              </w:rPr>
-              <w:t>Emploi</w:t>
-            </w:r>
-          </w:p>
-        </w:tc>
-        <w:tc>
-          <w:tcPr>
-            <w:tcW w:type="dxa" w:w="1531"/>
-          </w:tcPr>
-          <w:p>
-            <w:r>
-              <w:rPr>
-                <w:b/>
-                <w:i w:val="0"/>
-                <w:color w:val="16A34A"/>
-                <w:sz w:val="16"/>
-              </w:rPr>
-              <w:t>s04q46</w:t>
-            </w:r>
-          </w:p>
-        </w:tc>
-        <w:tc>
-          <w:tcPr>
-            <w:tcW w:type="dxa" w:w="1191"/>
-          </w:tcPr>
-          <w:p>
-            <w:r>
-              <w:rPr>
-                <w:b w:val="0"/>
-                <w:i w:val="0"/>
-                <w:color w:val="64748B"/>
-                <w:sz w:val="16"/>
-              </w:rPr>
-              <w:t>GT-CQ</w:t>
-            </w:r>
-          </w:p>
-        </w:tc>
-        <w:tc>
-          <w:tcPr>
-            <w:tcW w:type="dxa" w:w="4706"/>
-          </w:tcPr>
-          <w:p>
-            <w:r>
-              <w:rPr>
-                <w:b w:val="0"/>
-                <w:i w:val="0"/>
-                <w:sz w:val="17"/>
-              </w:rPr>
-              <w:t>Incohérence! ALBERT  BAKHOUM  evolue dans l'agriculture mais est  considéré comme salarié ou stagiaire/apprenti non renuméré, prière de revoir la question s04q46 et corriger.</w:t>
-            </w:r>
-          </w:p>
-        </w:tc>
-      </w:tr>
-      <w:tr>
-        <w:tc>
-          <w:tcPr>
-            <w:tcW w:type="dxa" w:w="964"/>
-          </w:tcPr>
-          <w:p>
-            <w:r>
-              <w:rPr>
-                <w:b/>
-                <w:i w:val="0"/>
-                <w:color w:val="DC2626"/>
-                <w:sz w:val="16"/>
-              </w:rPr>
-              <w:t>Haute</w:t>
-            </w:r>
-          </w:p>
-        </w:tc>
-        <w:tc>
-          <w:tcPr>
-            <w:tcW w:type="dxa" w:w="1247"/>
-          </w:tcPr>
-          <w:p>
-            <w:r>
-              <w:rPr>
-                <w:b/>
-                <w:i w:val="0"/>
-                <w:sz w:val="16"/>
-              </w:rPr>
-              <w:t>S04</w:t>
-              <w:br/>
-            </w:r>
-            <w:r>
-              <w:rPr>
-                <w:b w:val="0"/>
-                <w:i w:val="0"/>
-                <w:color w:val="64748B"/>
-                <w:sz w:val="14"/>
-              </w:rPr>
-              <w:t>Emploi</w:t>
-            </w:r>
-          </w:p>
-        </w:tc>
-        <w:tc>
-          <w:tcPr>
-            <w:tcW w:type="dxa" w:w="1531"/>
-          </w:tcPr>
-          <w:p>
-            <w:r>
-              <w:rPr>
-                <w:b/>
-                <w:i w:val="0"/>
-                <w:color w:val="16A34A"/>
-                <w:sz w:val="16"/>
-              </w:rPr>
-              <w:t>s04q46</w:t>
-            </w:r>
-          </w:p>
-        </w:tc>
-        <w:tc>
-          <w:tcPr>
-            <w:tcW w:type="dxa" w:w="1191"/>
-          </w:tcPr>
-          <w:p>
-            <w:r>
-              <w:rPr>
-                <w:b w:val="0"/>
-                <w:i w:val="0"/>
-                <w:color w:val="64748B"/>
-                <w:sz w:val="16"/>
-              </w:rPr>
-              <w:t>GT-CQ</w:t>
-            </w:r>
-          </w:p>
-        </w:tc>
-        <w:tc>
-          <w:tcPr>
-            <w:tcW w:type="dxa" w:w="4706"/>
-          </w:tcPr>
-          <w:p>
-            <w:r>
-              <w:rPr>
-                <w:b w:val="0"/>
-                <w:i w:val="0"/>
-                <w:sz w:val="17"/>
-              </w:rPr>
-              <w:t>Incohérence! MAURISSE BAKHOUM  evolue dans l'agriculture mais est  considéré comme salarié ou stagiaire/apprenti non renuméré, prière de revoir la question s04q46 et corriger.</w:t>
-            </w:r>
-          </w:p>
-        </w:tc>
-      </w:tr>
-      <w:tr>
-        <w:tc>
-          <w:tcPr>
-            <w:tcW w:type="dxa" w:w="964"/>
-          </w:tcPr>
-          <w:p>
-            <w:r>
-              <w:rPr>
-                <w:b/>
-                <w:i w:val="0"/>
-                <w:color w:val="DC2626"/>
-                <w:sz w:val="16"/>
-              </w:rPr>
-              <w:t>Haute</w:t>
-            </w:r>
-          </w:p>
-        </w:tc>
-        <w:tc>
-          <w:tcPr>
-            <w:tcW w:type="dxa" w:w="1247"/>
-          </w:tcPr>
-          <w:p>
-            <w:r>
-              <w:rPr>
-                <w:b/>
-                <w:i w:val="0"/>
-                <w:sz w:val="16"/>
-              </w:rPr>
-              <w:t>S11</w:t>
-              <w:br/>
-            </w:r>
-            <w:r>
-              <w:rPr>
-                <w:b w:val="0"/>
-                <w:i w:val="0"/>
-                <w:color w:val="64748B"/>
-                <w:sz w:val="14"/>
-              </w:rPr>
-              <w:t>Logement / cadre de vie</w:t>
-            </w:r>
-          </w:p>
-        </w:tc>
-        <w:tc>
-          <w:tcPr>
-            <w:tcW w:type="dxa" w:w="1531"/>
-          </w:tcPr>
-          <w:p>
-            <w:r>
-              <w:rPr>
-                <w:b/>
-                <w:i w:val="0"/>
-                <w:color w:val="16A34A"/>
-                <w:sz w:val="16"/>
-              </w:rPr>
-              <w:t>s01q07, s01q08, s02q20, s02q22, s03q07, s02q29, s04q19, s13q02</w:t>
-            </w:r>
-          </w:p>
-        </w:tc>
-        <w:tc>
-          <w:tcPr>
-            <w:tcW w:type="dxa" w:w="1191"/>
-          </w:tcPr>
-          <w:p>
-            <w:r>
-              <w:rPr>
-                <w:b w:val="0"/>
-                <w:i w:val="0"/>
-                <w:color w:val="64748B"/>
-                <w:sz w:val="16"/>
-              </w:rPr>
-              <w:t>GT-CQ</w:t>
-            </w:r>
-          </w:p>
-        </w:tc>
-        <w:tc>
-          <w:tcPr>
-            <w:tcW w:type="dxa" w:w="4706"/>
-          </w:tcPr>
-          <w:p>
-            <w:r>
-              <w:rPr>
-                <w:b w:val="0"/>
-                <w:i w:val="0"/>
-                <w:sz w:val="17"/>
-              </w:rPr>
-              <w:t>Avertissement!! Le montant supporté (30000 FCFA) par le ménage pour cette source d’énergie (Déchets d’animaux) à THIES Rural au cours des 30 derniers jours semble incoherent, prière de confirmer ou corriger.</w:t>
-            </w:r>
-          </w:p>
-        </w:tc>
-      </w:tr>
-      <w:tr>
-        <w:tc>
-          <w:tcPr>
-            <w:tcW w:type="dxa" w:w="964"/>
-          </w:tcPr>
-          <w:p>
-            <w:r>
-              <w:rPr>
-                <w:b/>
-                <w:i w:val="0"/>
-                <w:color w:val="DC2626"/>
-                <w:sz w:val="16"/>
-              </w:rPr>
-              <w:t>Haute</w:t>
-            </w:r>
-          </w:p>
-        </w:tc>
-        <w:tc>
-          <w:tcPr>
-            <w:tcW w:type="dxa" w:w="1247"/>
-          </w:tcPr>
-          <w:p>
-            <w:r>
-              <w:rPr>
-                <w:b/>
-                <w:i w:val="0"/>
-                <w:sz w:val="16"/>
-              </w:rPr>
-              <w:t>S11</w:t>
-              <w:br/>
-            </w:r>
-            <w:r>
-              <w:rPr>
-                <w:b w:val="0"/>
-                <w:i w:val="0"/>
-                <w:color w:val="64748B"/>
-                <w:sz w:val="14"/>
-              </w:rPr>
-              <w:t>Logement / cadre de vie</w:t>
-            </w:r>
-          </w:p>
-        </w:tc>
-        <w:tc>
-          <w:tcPr>
-            <w:tcW w:type="dxa" w:w="1531"/>
-          </w:tcPr>
-          <w:p>
-            <w:r>
-              <w:rPr>
-                <w:b/>
-                <w:i w:val="0"/>
-                <w:color w:val="16A34A"/>
-                <w:sz w:val="16"/>
-              </w:rPr>
-              <w:t>—</w:t>
-            </w:r>
-          </w:p>
-        </w:tc>
-        <w:tc>
-          <w:tcPr>
-            <w:tcW w:type="dxa" w:w="1191"/>
-          </w:tcPr>
-          <w:p>
-            <w:r>
-              <w:rPr>
-                <w:b w:val="0"/>
-                <w:i w:val="0"/>
-                <w:color w:val="64748B"/>
-                <w:sz w:val="16"/>
-              </w:rPr>
-              <w:t>GT-CQ</w:t>
-            </w:r>
-          </w:p>
-        </w:tc>
-        <w:tc>
-          <w:tcPr>
-            <w:tcW w:type="dxa" w:w="4706"/>
-          </w:tcPr>
-          <w:p>
-            <w:r>
-              <w:rPr>
-                <w:b w:val="0"/>
-                <w:i w:val="0"/>
-                <w:sz w:val="17"/>
-              </w:rPr>
-              <w:t>Incoherence!! Le ménage a depensé .</w:t>
-            </w:r>
-          </w:p>
-        </w:tc>
-      </w:tr>
-      <w:tr>
-        <w:tc>
-          <w:tcPr>
-            <w:tcW w:type="dxa" w:w="964"/>
-          </w:tcPr>
-          <w:p>
-            <w:r>
-              <w:rPr>
-                <w:b/>
-                <w:i w:val="0"/>
-                <w:color w:val="DC2626"/>
-                <w:sz w:val="16"/>
-              </w:rPr>
-              <w:t>Haute</w:t>
-            </w:r>
-          </w:p>
-        </w:tc>
-        <w:tc>
-          <w:tcPr>
-            <w:tcW w:type="dxa" w:w="1247"/>
-          </w:tcPr>
-          <w:p>
-            <w:r>
-              <w:rPr>
-                <w:b/>
-                <w:i w:val="0"/>
-                <w:sz w:val="16"/>
-              </w:rPr>
-              <w:t>S11</w:t>
-              <w:br/>
-            </w:r>
-            <w:r>
-              <w:rPr>
-                <w:b w:val="0"/>
-                <w:i w:val="0"/>
-                <w:color w:val="64748B"/>
-                <w:sz w:val="14"/>
-              </w:rPr>
-              <w:t>Logement / cadre de vie</w:t>
-            </w:r>
-          </w:p>
-        </w:tc>
-        <w:tc>
-          <w:tcPr>
-            <w:tcW w:type="dxa" w:w="1531"/>
-          </w:tcPr>
-          <w:p>
-            <w:r>
-              <w:rPr>
-                <w:b/>
-                <w:i w:val="0"/>
-                <w:color w:val="16A34A"/>
-                <w:sz w:val="16"/>
-              </w:rPr>
-              <w:t>s01q29, s01q31, s04q24, s00q04, s11q21, s09fq03, s09fq011</w:t>
-            </w:r>
-          </w:p>
-        </w:tc>
-        <w:tc>
-          <w:tcPr>
-            <w:tcW w:type="dxa" w:w="1191"/>
-          </w:tcPr>
-          <w:p>
-            <w:r>
-              <w:rPr>
-                <w:b w:val="0"/>
-                <w:i w:val="0"/>
-                <w:color w:val="64748B"/>
-                <w:sz w:val="16"/>
-              </w:rPr>
-              <w:t>GT-CQ</w:t>
-            </w:r>
-          </w:p>
-        </w:tc>
-        <w:tc>
-          <w:tcPr>
-            <w:tcW w:type="dxa" w:w="4706"/>
-          </w:tcPr>
-          <w:p>
-            <w:r>
-              <w:rPr>
-                <w:b w:val="0"/>
-                <w:i w:val="0"/>
-                <w:sz w:val="17"/>
-              </w:rPr>
-              <w:t>FCFA dans Frais de connexion au réseau de distribution d'eau mais dit ne pas être connecté à un réseau d'eau courante, prière de corriger cette incoherenceAttention!!! Les ménages vivants dans un(e) Maison Basse à THIES Rural ont généralement comme principal matériau de construction le/la Ciment/Béton/Pierres de taille, mais celui du ménage de PIERE BAKHOUM (Briques cuites) diffère de celui-ci.</w:t>
-            </w:r>
-          </w:p>
-        </w:tc>
-      </w:tr>
-      <w:tr>
-        <w:tc>
-          <w:tcPr>
-            <w:tcW w:type="dxa" w:w="964"/>
-          </w:tcPr>
-          <w:p>
-            <w:r>
-              <w:rPr>
-                <w:b/>
-                <w:i w:val="0"/>
-                <w:color w:val="DC2626"/>
-                <w:sz w:val="16"/>
-              </w:rPr>
-              <w:t>Haute</w:t>
-            </w:r>
-          </w:p>
-        </w:tc>
-        <w:tc>
-          <w:tcPr>
-            <w:tcW w:type="dxa" w:w="1247"/>
-          </w:tcPr>
-          <w:p>
-            <w:r>
-              <w:rPr>
-                <w:b/>
-                <w:i w:val="0"/>
-                <w:sz w:val="16"/>
-              </w:rPr>
-              <w:t>S13</w:t>
-              <w:br/>
-            </w:r>
-            <w:r>
-              <w:rPr>
-                <w:b w:val="0"/>
-                <w:i w:val="0"/>
-                <w:color w:val="64748B"/>
-                <w:sz w:val="14"/>
-              </w:rPr>
-              <w:t>Transferts</w:t>
-            </w:r>
-          </w:p>
-        </w:tc>
-        <w:tc>
-          <w:tcPr>
-            <w:tcW w:type="dxa" w:w="1531"/>
-          </w:tcPr>
-          <w:p>
-            <w:r>
-              <w:rPr>
-                <w:b/>
-                <w:i w:val="0"/>
-                <w:color w:val="16A34A"/>
-                <w:sz w:val="16"/>
-              </w:rPr>
-              <w:t>s00q27, s01q03a, s01q03b, s01q03c, s02q04, s03q14, s04q15, s04q16</w:t>
-            </w:r>
-          </w:p>
-        </w:tc>
-        <w:tc>
-          <w:tcPr>
-            <w:tcW w:type="dxa" w:w="1191"/>
-          </w:tcPr>
-          <w:p>
-            <w:r>
-              <w:rPr>
-                <w:b w:val="0"/>
-                <w:i w:val="0"/>
-                <w:color w:val="64748B"/>
-                <w:sz w:val="16"/>
-              </w:rPr>
-              <w:t>GT-CQ</w:t>
-            </w:r>
-          </w:p>
-        </w:tc>
-        <w:tc>
-          <w:tcPr>
-            <w:tcW w:type="dxa" w:w="4706"/>
-          </w:tcPr>
-          <w:p>
-            <w:r>
-              <w:rPr>
-                <w:b w:val="0"/>
-                <w:i w:val="0"/>
-                <w:sz w:val="17"/>
-              </w:rPr>
-              <w:t>Incohérence!! Vous avez dit que celui qui a envoyé ou donné de l'argent n'a aucun lien avec celui qui a reçu de l'argent mais vous avez dit encore qu'il a vécu dans ce ménage dans le passé, prière de corriger.</w:t>
-            </w:r>
-          </w:p>
-        </w:tc>
-      </w:tr>
-      <w:tr>
-        <w:tc>
-          <w:tcPr>
-            <w:tcW w:type="dxa" w:w="964"/>
-          </w:tcPr>
-          <w:p>
-            <w:r>
-              <w:rPr>
-                <w:b/>
-                <w:i w:val="0"/>
-                <w:color w:val="EA580C"/>
-                <w:sz w:val="16"/>
-              </w:rPr>
-              <w:t>Moyenne</w:t>
-            </w:r>
-          </w:p>
-        </w:tc>
-        <w:tc>
-          <w:tcPr>
-            <w:tcW w:type="dxa" w:w="1247"/>
-          </w:tcPr>
-          <w:p>
-            <w:r>
-              <w:rPr>
-                <w:b/>
-                <w:i w:val="0"/>
-                <w:sz w:val="16"/>
-              </w:rPr>
-              <w:t>S00</w:t>
-              <w:br/>
-            </w:r>
-            <w:r>
-              <w:rPr>
-                <w:b w:val="0"/>
-                <w:i w:val="0"/>
-                <w:color w:val="64748B"/>
-                <w:sz w:val="14"/>
-              </w:rPr>
-              <w:t>Identification</w:t>
-            </w:r>
-          </w:p>
-        </w:tc>
-        <w:tc>
-          <w:tcPr>
-            <w:tcW w:type="dxa" w:w="1531"/>
-          </w:tcPr>
-          <w:p>
-            <w:r>
-              <w:rPr>
-                <w:b/>
-                <w:i w:val="0"/>
-                <w:color w:val="16A34A"/>
-                <w:sz w:val="16"/>
-              </w:rPr>
-              <w:t>s00q27</w:t>
-            </w:r>
-          </w:p>
-        </w:tc>
-        <w:tc>
-          <w:tcPr>
-            <w:tcW w:type="dxa" w:w="1191"/>
-          </w:tcPr>
-          <w:p>
-            <w:r>
-              <w:rPr>
-                <w:b w:val="0"/>
-                <w:i w:val="0"/>
-                <w:color w:val="64748B"/>
-                <w:sz w:val="16"/>
-              </w:rPr>
-              <w:t>GT-CQ</w:t>
-            </w:r>
-          </w:p>
-        </w:tc>
-        <w:tc>
-          <w:tcPr>
-            <w:tcW w:type="dxa" w:w="4706"/>
-          </w:tcPr>
-          <w:p>
-            <w:r>
-              <w:rPr>
-                <w:b w:val="0"/>
-                <w:i w:val="0"/>
-                <w:sz w:val="17"/>
-              </w:rPr>
-              <w:t>Le questionnaire semble ne pas être complètement fini mais le questionnaire est en statut complet, prière de compléter le questionnaire.</w:t>
-            </w:r>
-          </w:p>
-        </w:tc>
-      </w:tr>
-      <w:tr>
-        <w:tc>
-          <w:tcPr>
-            <w:tcW w:type="dxa" w:w="964"/>
-          </w:tcPr>
-          <w:p>
-            <w:r>
-              <w:rPr>
-                <w:b/>
-                <w:i w:val="0"/>
-                <w:color w:val="EA580C"/>
-                <w:sz w:val="16"/>
-              </w:rPr>
-              <w:t>Moyenne</w:t>
-            </w:r>
-          </w:p>
-        </w:tc>
-        <w:tc>
-          <w:tcPr>
-            <w:tcW w:type="dxa" w:w="1247"/>
-          </w:tcPr>
-          <w:p>
-            <w:r>
-              <w:rPr>
-                <w:b/>
-                <w:i w:val="0"/>
-                <w:sz w:val="16"/>
-              </w:rPr>
-              <w:t>S00</w:t>
-              <w:br/>
-            </w:r>
-            <w:r>
-              <w:rPr>
-                <w:b w:val="0"/>
-                <w:i w:val="0"/>
-                <w:color w:val="64748B"/>
-                <w:sz w:val="14"/>
-              </w:rPr>
-              <w:t>Identification</w:t>
-            </w:r>
-          </w:p>
-        </w:tc>
-        <w:tc>
-          <w:tcPr>
-            <w:tcW w:type="dxa" w:w="1531"/>
-          </w:tcPr>
-          <w:p>
-            <w:r>
-              <w:rPr>
-                <w:b/>
-                <w:i w:val="0"/>
-                <w:color w:val="16A34A"/>
-                <w:sz w:val="16"/>
-              </w:rPr>
-              <w:t>—</w:t>
-            </w:r>
-          </w:p>
-        </w:tc>
-        <w:tc>
-          <w:tcPr>
-            <w:tcW w:type="dxa" w:w="1191"/>
-          </w:tcPr>
-          <w:p>
-            <w:r>
-              <w:rPr>
-                <w:b w:val="0"/>
-                <w:i w:val="0"/>
-                <w:color w:val="64748B"/>
-                <w:sz w:val="16"/>
-              </w:rPr>
-              <w:t>GT-CQ</w:t>
-            </w:r>
-          </w:p>
-        </w:tc>
-        <w:tc>
-          <w:tcPr>
-            <w:tcW w:type="dxa" w:w="4706"/>
-          </w:tcPr>
-          <w:p>
-            <w:r>
-              <w:rPr>
-                <w:b w:val="0"/>
-                <w:i w:val="0"/>
-                <w:sz w:val="17"/>
-              </w:rPr>
-              <w:t>L'adresse ou la localisation du ménage doit être bien renseignée, ne doit pas contenir des numéros de téléphone et elle semble courte pour être une adresse.</w:t>
-            </w:r>
-          </w:p>
-        </w:tc>
-      </w:tr>
-      <w:tr>
-        <w:tc>
-          <w:tcPr>
-            <w:tcW w:type="dxa" w:w="964"/>
-          </w:tcPr>
-          <w:p>
-            <w:r>
-              <w:rPr>
-                <w:b/>
-                <w:i w:val="0"/>
-                <w:color w:val="EA580C"/>
-                <w:sz w:val="16"/>
-              </w:rPr>
-              <w:t>Moyenne</w:t>
-            </w:r>
-          </w:p>
-        </w:tc>
-        <w:tc>
-          <w:tcPr>
-            <w:tcW w:type="dxa" w:w="1247"/>
-          </w:tcPr>
-          <w:p>
-            <w:r>
-              <w:rPr>
-                <w:b/>
-                <w:i w:val="0"/>
-                <w:sz w:val="16"/>
-              </w:rPr>
-              <w:t>S00</w:t>
-              <w:br/>
-            </w:r>
-            <w:r>
-              <w:rPr>
-                <w:b w:val="0"/>
-                <w:i w:val="0"/>
-                <w:color w:val="64748B"/>
-                <w:sz w:val="14"/>
-              </w:rPr>
-              <w:t>Identification</w:t>
-            </w:r>
-          </w:p>
-        </w:tc>
-        <w:tc>
-          <w:tcPr>
-            <w:tcW w:type="dxa" w:w="1531"/>
-          </w:tcPr>
-          <w:p>
-            <w:r>
-              <w:rPr>
-                <w:b/>
-                <w:i w:val="0"/>
-                <w:color w:val="16A34A"/>
-                <w:sz w:val="16"/>
-              </w:rPr>
-              <w:t>—</w:t>
-            </w:r>
-          </w:p>
-        </w:tc>
-        <w:tc>
-          <w:tcPr>
-            <w:tcW w:type="dxa" w:w="1191"/>
-          </w:tcPr>
-          <w:p>
-            <w:r>
-              <w:rPr>
-                <w:b w:val="0"/>
-                <w:i w:val="0"/>
-                <w:color w:val="64748B"/>
-                <w:sz w:val="16"/>
-              </w:rPr>
-              <w:t>GT-CQ</w:t>
-            </w:r>
-          </w:p>
-        </w:tc>
-        <w:tc>
-          <w:tcPr>
-            <w:tcW w:type="dxa" w:w="4706"/>
-          </w:tcPr>
-          <w:p>
-            <w:r>
-              <w:rPr>
-                <w:b w:val="0"/>
-                <w:i w:val="0"/>
-                <w:sz w:val="17"/>
-              </w:rPr>
-              <w:t>Prière de renseigner la bonne adresse.</w:t>
-            </w:r>
-          </w:p>
-        </w:tc>
-      </w:tr>
-      <w:tr>
-        <w:tc>
-          <w:tcPr>
-            <w:tcW w:type="dxa" w:w="964"/>
-          </w:tcPr>
-          <w:p>
-            <w:r>
-              <w:rPr>
-                <w:b/>
-                <w:i w:val="0"/>
-                <w:color w:val="EA580C"/>
-                <w:sz w:val="16"/>
-              </w:rPr>
-              <w:t>Moyenne</w:t>
-            </w:r>
-          </w:p>
-        </w:tc>
-        <w:tc>
-          <w:tcPr>
-            <w:tcW w:type="dxa" w:w="1247"/>
-          </w:tcPr>
-          <w:p>
-            <w:r>
-              <w:rPr>
-                <w:b/>
-                <w:i w:val="0"/>
-                <w:sz w:val="16"/>
-              </w:rPr>
-              <w:t>S01</w:t>
-              <w:br/>
-            </w:r>
-            <w:r>
-              <w:rPr>
-                <w:b w:val="0"/>
-                <w:i w:val="0"/>
-                <w:color w:val="64748B"/>
-                <w:sz w:val="14"/>
-              </w:rPr>
-              <w:t>Démographie</w:t>
-            </w:r>
-          </w:p>
-        </w:tc>
-        <w:tc>
-          <w:tcPr>
-            <w:tcW w:type="dxa" w:w="1531"/>
-          </w:tcPr>
-          <w:p>
-            <w:r>
-              <w:rPr>
-                <w:b/>
-                <w:i w:val="0"/>
-                <w:color w:val="16A34A"/>
-                <w:sz w:val="16"/>
-              </w:rPr>
-              <w:t>—</w:t>
-            </w:r>
-          </w:p>
-        </w:tc>
-        <w:tc>
-          <w:tcPr>
-            <w:tcW w:type="dxa" w:w="1191"/>
-          </w:tcPr>
-          <w:p>
-            <w:r>
-              <w:rPr>
-                <w:b w:val="0"/>
-                <w:i w:val="0"/>
-                <w:color w:val="64748B"/>
-                <w:sz w:val="16"/>
-              </w:rPr>
-              <w:t>GT-CQ</w:t>
-            </w:r>
-          </w:p>
-        </w:tc>
-        <w:tc>
-          <w:tcPr>
-            <w:tcW w:type="dxa" w:w="4706"/>
-          </w:tcPr>
-          <w:p>
-            <w:r>
-              <w:rPr>
-                <w:b w:val="0"/>
-                <w:i w:val="0"/>
-                <w:sz w:val="17"/>
-              </w:rPr>
-              <w:t>Prière de verifier l'information donnée par ANNA BAKHOUM ou corriger au niveau de la section 1.</w:t>
-            </w:r>
-          </w:p>
-        </w:tc>
-      </w:tr>
-      <w:tr>
-        <w:tc>
-          <w:tcPr>
-            <w:tcW w:type="dxa" w:w="964"/>
-          </w:tcPr>
-          <w:p>
-            <w:r>
-              <w:rPr>
-                <w:b/>
-                <w:i w:val="0"/>
-                <w:color w:val="EA580C"/>
-                <w:sz w:val="16"/>
-              </w:rPr>
-              <w:t>Moyenne</w:t>
-            </w:r>
-          </w:p>
-        </w:tc>
-        <w:tc>
-          <w:tcPr>
-            <w:tcW w:type="dxa" w:w="1247"/>
-          </w:tcPr>
-          <w:p>
-            <w:r>
-              <w:rPr>
-                <w:b/>
-                <w:i w:val="0"/>
-                <w:sz w:val="16"/>
-              </w:rPr>
-              <w:t>S01</w:t>
-              <w:br/>
-            </w:r>
-            <w:r>
-              <w:rPr>
-                <w:b w:val="0"/>
-                <w:i w:val="0"/>
-                <w:color w:val="64748B"/>
-                <w:sz w:val="14"/>
-              </w:rPr>
-              <w:t>Démographie</w:t>
-            </w:r>
-          </w:p>
-        </w:tc>
-        <w:tc>
-          <w:tcPr>
-            <w:tcW w:type="dxa" w:w="1531"/>
-          </w:tcPr>
-          <w:p>
-            <w:r>
-              <w:rPr>
-                <w:b/>
-                <w:i w:val="0"/>
-                <w:color w:val="16A34A"/>
-                <w:sz w:val="16"/>
-              </w:rPr>
-              <w:t>—</w:t>
-            </w:r>
-          </w:p>
-        </w:tc>
-        <w:tc>
-          <w:tcPr>
-            <w:tcW w:type="dxa" w:w="1191"/>
-          </w:tcPr>
-          <w:p>
-            <w:r>
-              <w:rPr>
-                <w:b w:val="0"/>
-                <w:i w:val="0"/>
-                <w:color w:val="64748B"/>
-                <w:sz w:val="16"/>
-              </w:rPr>
-              <w:t>GT-CQ</w:t>
-            </w:r>
-          </w:p>
-        </w:tc>
-        <w:tc>
-          <w:tcPr>
-            <w:tcW w:type="dxa" w:w="4706"/>
-          </w:tcPr>
-          <w:p>
-            <w:r>
-              <w:rPr>
-                <w:b w:val="0"/>
-                <w:i w:val="0"/>
-                <w:sz w:val="17"/>
-              </w:rPr>
-              <w:t>Prière de verifier l'information donnée par LEON BAKHOUM ou corriger au niveau de la section 1.</w:t>
-            </w:r>
-          </w:p>
-        </w:tc>
-      </w:tr>
-      <w:tr>
-        <w:tc>
-          <w:tcPr>
-            <w:tcW w:type="dxa" w:w="964"/>
-          </w:tcPr>
-          <w:p>
-            <w:r>
-              <w:rPr>
-                <w:b/>
-                <w:i w:val="0"/>
-                <w:color w:val="EA580C"/>
-                <w:sz w:val="16"/>
-              </w:rPr>
-              <w:t>Moyenne</w:t>
-            </w:r>
-          </w:p>
-        </w:tc>
-        <w:tc>
-          <w:tcPr>
-            <w:tcW w:type="dxa" w:w="1247"/>
-          </w:tcPr>
-          <w:p>
-            <w:r>
-              <w:rPr>
-                <w:b/>
-                <w:i w:val="0"/>
-                <w:sz w:val="16"/>
-              </w:rPr>
-              <w:t>S01</w:t>
-              <w:br/>
-            </w:r>
-            <w:r>
-              <w:rPr>
-                <w:b w:val="0"/>
-                <w:i w:val="0"/>
-                <w:color w:val="64748B"/>
-                <w:sz w:val="14"/>
-              </w:rPr>
-              <w:t>Démographie</w:t>
-            </w:r>
-          </w:p>
-        </w:tc>
-        <w:tc>
-          <w:tcPr>
-            <w:tcW w:type="dxa" w:w="1531"/>
-          </w:tcPr>
-          <w:p>
-            <w:r>
-              <w:rPr>
-                <w:b/>
-                <w:i w:val="0"/>
-                <w:color w:val="16A34A"/>
-                <w:sz w:val="16"/>
-              </w:rPr>
-              <w:t>—</w:t>
-            </w:r>
-          </w:p>
-        </w:tc>
-        <w:tc>
-          <w:tcPr>
-            <w:tcW w:type="dxa" w:w="1191"/>
-          </w:tcPr>
-          <w:p>
-            <w:r>
-              <w:rPr>
-                <w:b w:val="0"/>
-                <w:i w:val="0"/>
-                <w:color w:val="64748B"/>
-                <w:sz w:val="16"/>
-              </w:rPr>
-              <w:t>GT-CQ</w:t>
-            </w:r>
-          </w:p>
-        </w:tc>
-        <w:tc>
-          <w:tcPr>
-            <w:tcW w:type="dxa" w:w="4706"/>
-          </w:tcPr>
-          <w:p>
-            <w:r>
-              <w:rPr>
-                <w:b w:val="0"/>
-                <w:i w:val="0"/>
-                <w:sz w:val="17"/>
-              </w:rPr>
-              <w:t>Prière de verifier l'information donnée par MALICK BAKHOUM ou corriger au niveau de la section 1.</w:t>
-            </w:r>
-          </w:p>
-        </w:tc>
-      </w:tr>
-      <w:tr>
-        <w:tc>
-          <w:tcPr>
-            <w:tcW w:type="dxa" w:w="964"/>
-          </w:tcPr>
-          <w:p>
-            <w:r>
-              <w:rPr>
-                <w:b/>
-                <w:i w:val="0"/>
-                <w:color w:val="EA580C"/>
-                <w:sz w:val="16"/>
-              </w:rPr>
-              <w:t>Moyenne</w:t>
-            </w:r>
-          </w:p>
-        </w:tc>
-        <w:tc>
-          <w:tcPr>
-            <w:tcW w:type="dxa" w:w="1247"/>
-          </w:tcPr>
-          <w:p>
-            <w:r>
-              <w:rPr>
-                <w:b/>
-                <w:i w:val="0"/>
-                <w:sz w:val="16"/>
-              </w:rPr>
-              <w:t>S01</w:t>
-              <w:br/>
-            </w:r>
-            <w:r>
-              <w:rPr>
-                <w:b w:val="0"/>
-                <w:i w:val="0"/>
-                <w:color w:val="64748B"/>
-                <w:sz w:val="14"/>
-              </w:rPr>
-              <w:t>Démographie</w:t>
-            </w:r>
-          </w:p>
-        </w:tc>
-        <w:tc>
-          <w:tcPr>
-            <w:tcW w:type="dxa" w:w="1531"/>
-          </w:tcPr>
-          <w:p>
-            <w:r>
-              <w:rPr>
-                <w:b/>
-                <w:i w:val="0"/>
-                <w:color w:val="16A34A"/>
-                <w:sz w:val="16"/>
-              </w:rPr>
-              <w:t>—</w:t>
-            </w:r>
-          </w:p>
-        </w:tc>
-        <w:tc>
-          <w:tcPr>
-            <w:tcW w:type="dxa" w:w="1191"/>
-          </w:tcPr>
-          <w:p>
-            <w:r>
-              <w:rPr>
-                <w:b w:val="0"/>
-                <w:i w:val="0"/>
-                <w:color w:val="64748B"/>
-                <w:sz w:val="16"/>
-              </w:rPr>
-              <w:t>GT-CQ</w:t>
-            </w:r>
-          </w:p>
-        </w:tc>
-        <w:tc>
-          <w:tcPr>
-            <w:tcW w:type="dxa" w:w="4706"/>
-          </w:tcPr>
-          <w:p>
-            <w:r>
-              <w:rPr>
-                <w:b w:val="0"/>
-                <w:i w:val="0"/>
-                <w:sz w:val="17"/>
-              </w:rPr>
-              <w:t>Prière de verifier l'information donnée par MARI JEANNE BAKHOUME ou corriger au niveau de la section 1.</w:t>
-            </w:r>
-          </w:p>
-        </w:tc>
-      </w:tr>
-      <w:tr>
-        <w:tc>
-          <w:tcPr>
-            <w:tcW w:type="dxa" w:w="964"/>
-          </w:tcPr>
-          <w:p>
-            <w:r>
-              <w:rPr>
-                <w:b/>
-                <w:i w:val="0"/>
-                <w:color w:val="EA580C"/>
-                <w:sz w:val="16"/>
-              </w:rPr>
-              <w:t>Moyenne</w:t>
-            </w:r>
-          </w:p>
-        </w:tc>
-        <w:tc>
-          <w:tcPr>
-            <w:tcW w:type="dxa" w:w="1247"/>
-          </w:tcPr>
-          <w:p>
-            <w:r>
-              <w:rPr>
-                <w:b/>
-                <w:i w:val="0"/>
-                <w:sz w:val="16"/>
-              </w:rPr>
-              <w:t>S01</w:t>
-              <w:br/>
-            </w:r>
-            <w:r>
-              <w:rPr>
-                <w:b w:val="0"/>
-                <w:i w:val="0"/>
-                <w:color w:val="64748B"/>
-                <w:sz w:val="14"/>
-              </w:rPr>
-              <w:t>Démographie</w:t>
-            </w:r>
-          </w:p>
-        </w:tc>
-        <w:tc>
-          <w:tcPr>
-            <w:tcW w:type="dxa" w:w="1531"/>
-          </w:tcPr>
-          <w:p>
-            <w:r>
-              <w:rPr>
-                <w:b/>
-                <w:i w:val="0"/>
-                <w:color w:val="16A34A"/>
-                <w:sz w:val="16"/>
-              </w:rPr>
-              <w:t>—</w:t>
-            </w:r>
-          </w:p>
-        </w:tc>
-        <w:tc>
-          <w:tcPr>
-            <w:tcW w:type="dxa" w:w="1191"/>
-          </w:tcPr>
-          <w:p>
-            <w:r>
-              <w:rPr>
-                <w:b w:val="0"/>
-                <w:i w:val="0"/>
-                <w:color w:val="64748B"/>
-                <w:sz w:val="16"/>
-              </w:rPr>
-              <w:t>GT-CQ</w:t>
-            </w:r>
-          </w:p>
-        </w:tc>
-        <w:tc>
-          <w:tcPr>
-            <w:tcW w:type="dxa" w:w="4706"/>
-          </w:tcPr>
-          <w:p>
-            <w:r>
-              <w:rPr>
-                <w:b w:val="0"/>
-                <w:i w:val="0"/>
-                <w:sz w:val="17"/>
-              </w:rPr>
-              <w:t>Prière de verifier l'information donnée par MARIE BERNALDETTE BAKHOUM ou corriger au niveau de la section 1.</w:t>
-            </w:r>
-          </w:p>
-        </w:tc>
-      </w:tr>
-      <w:tr>
-        <w:tc>
-          <w:tcPr>
-            <w:tcW w:type="dxa" w:w="964"/>
-          </w:tcPr>
-          <w:p>
-            <w:r>
-              <w:rPr>
-                <w:b/>
-                <w:i w:val="0"/>
-                <w:color w:val="EA580C"/>
-                <w:sz w:val="16"/>
-              </w:rPr>
-              <w:t>Moyenne</w:t>
-            </w:r>
-          </w:p>
-        </w:tc>
-        <w:tc>
-          <w:tcPr>
-            <w:tcW w:type="dxa" w:w="1247"/>
-          </w:tcPr>
-          <w:p>
-            <w:r>
-              <w:rPr>
-                <w:b/>
-                <w:i w:val="0"/>
-                <w:sz w:val="16"/>
-              </w:rPr>
-              <w:t>S01</w:t>
-              <w:br/>
-            </w:r>
-            <w:r>
-              <w:rPr>
-                <w:b w:val="0"/>
-                <w:i w:val="0"/>
-                <w:color w:val="64748B"/>
-                <w:sz w:val="14"/>
-              </w:rPr>
-              <w:t>Démographie</w:t>
-            </w:r>
-          </w:p>
-        </w:tc>
-        <w:tc>
-          <w:tcPr>
-            <w:tcW w:type="dxa" w:w="1531"/>
-          </w:tcPr>
-          <w:p>
-            <w:r>
-              <w:rPr>
-                <w:b/>
-                <w:i w:val="0"/>
-                <w:color w:val="16A34A"/>
-                <w:sz w:val="16"/>
-              </w:rPr>
-              <w:t>—</w:t>
-            </w:r>
-          </w:p>
-        </w:tc>
-        <w:tc>
-          <w:tcPr>
-            <w:tcW w:type="dxa" w:w="1191"/>
-          </w:tcPr>
-          <w:p>
-            <w:r>
-              <w:rPr>
-                <w:b w:val="0"/>
-                <w:i w:val="0"/>
-                <w:color w:val="64748B"/>
-                <w:sz w:val="16"/>
-              </w:rPr>
-              <w:t>GT-CQ</w:t>
-            </w:r>
-          </w:p>
-        </w:tc>
-        <w:tc>
-          <w:tcPr>
-            <w:tcW w:type="dxa" w:w="4706"/>
-          </w:tcPr>
-          <w:p>
-            <w:r>
-              <w:rPr>
-                <w:b w:val="0"/>
-                <w:i w:val="0"/>
-                <w:sz w:val="17"/>
-              </w:rPr>
-              <w:t>Prière de verifier l'information donnée par MARIE COLETTE BAKHOUM ou corriger au niveau de la section 1.</w:t>
-            </w:r>
-          </w:p>
-        </w:tc>
-      </w:tr>
-      <w:tr>
-        <w:tc>
-          <w:tcPr>
-            <w:tcW w:type="dxa" w:w="964"/>
-          </w:tcPr>
-          <w:p>
-            <w:r>
-              <w:rPr>
-                <w:b/>
-                <w:i w:val="0"/>
-                <w:color w:val="EA580C"/>
-                <w:sz w:val="16"/>
-              </w:rPr>
-              <w:t>Moyenne</w:t>
-            </w:r>
-          </w:p>
-        </w:tc>
-        <w:tc>
-          <w:tcPr>
-            <w:tcW w:type="dxa" w:w="1247"/>
-          </w:tcPr>
-          <w:p>
-            <w:r>
-              <w:rPr>
-                <w:b/>
-                <w:i w:val="0"/>
-                <w:sz w:val="16"/>
-              </w:rPr>
-              <w:t>S01</w:t>
-              <w:br/>
-            </w:r>
-            <w:r>
-              <w:rPr>
-                <w:b w:val="0"/>
-                <w:i w:val="0"/>
-                <w:color w:val="64748B"/>
-                <w:sz w:val="14"/>
-              </w:rPr>
-              <w:t>Démographie</w:t>
-            </w:r>
-          </w:p>
-        </w:tc>
-        <w:tc>
-          <w:tcPr>
-            <w:tcW w:type="dxa" w:w="1531"/>
-          </w:tcPr>
-          <w:p>
-            <w:r>
-              <w:rPr>
-                <w:b/>
-                <w:i w:val="0"/>
-                <w:color w:val="16A34A"/>
-                <w:sz w:val="16"/>
-              </w:rPr>
-              <w:t>—</w:t>
-            </w:r>
-          </w:p>
-        </w:tc>
-        <w:tc>
-          <w:tcPr>
-            <w:tcW w:type="dxa" w:w="1191"/>
-          </w:tcPr>
-          <w:p>
-            <w:r>
-              <w:rPr>
-                <w:b w:val="0"/>
-                <w:i w:val="0"/>
-                <w:color w:val="64748B"/>
-                <w:sz w:val="16"/>
-              </w:rPr>
-              <w:t>GT-CQ</w:t>
-            </w:r>
-          </w:p>
-        </w:tc>
-        <w:tc>
-          <w:tcPr>
-            <w:tcW w:type="dxa" w:w="4706"/>
-          </w:tcPr>
-          <w:p>
-            <w:r>
-              <w:rPr>
-                <w:b w:val="0"/>
-                <w:i w:val="0"/>
-                <w:sz w:val="17"/>
-              </w:rPr>
-              <w:t>Prière de verifier l'information donnée par MONICK BAKHOUM ou corriger au niveau de la section 1.</w:t>
-            </w:r>
-          </w:p>
-        </w:tc>
-      </w:tr>
-      <w:tr>
-        <w:tc>
-          <w:tcPr>
-            <w:tcW w:type="dxa" w:w="964"/>
-          </w:tcPr>
-          <w:p>
-            <w:r>
-              <w:rPr>
-                <w:b/>
-                <w:i w:val="0"/>
-                <w:color w:val="EA580C"/>
-                <w:sz w:val="16"/>
-              </w:rPr>
-              <w:t>Moyenne</w:t>
-            </w:r>
-          </w:p>
-        </w:tc>
-        <w:tc>
-          <w:tcPr>
-            <w:tcW w:type="dxa" w:w="1247"/>
-          </w:tcPr>
-          <w:p>
-            <w:r>
-              <w:rPr>
-                <w:b/>
-                <w:i w:val="0"/>
-                <w:sz w:val="16"/>
-              </w:rPr>
-              <w:t>S01</w:t>
-              <w:br/>
-            </w:r>
-            <w:r>
-              <w:rPr>
-                <w:b w:val="0"/>
-                <w:i w:val="0"/>
-                <w:color w:val="64748B"/>
-                <w:sz w:val="14"/>
-              </w:rPr>
-              <w:t>Démographie</w:t>
-            </w:r>
-          </w:p>
-        </w:tc>
-        <w:tc>
-          <w:tcPr>
-            <w:tcW w:type="dxa" w:w="1531"/>
-          </w:tcPr>
-          <w:p>
-            <w:r>
-              <w:rPr>
-                <w:b/>
-                <w:i w:val="0"/>
-                <w:color w:val="16A34A"/>
-                <w:sz w:val="16"/>
-              </w:rPr>
-              <w:t>—</w:t>
-            </w:r>
-          </w:p>
-        </w:tc>
-        <w:tc>
-          <w:tcPr>
-            <w:tcW w:type="dxa" w:w="1191"/>
-          </w:tcPr>
-          <w:p>
-            <w:r>
-              <w:rPr>
-                <w:b w:val="0"/>
-                <w:i w:val="0"/>
-                <w:color w:val="64748B"/>
-                <w:sz w:val="16"/>
-              </w:rPr>
-              <w:t>GT-CQ</w:t>
-            </w:r>
-          </w:p>
-        </w:tc>
-        <w:tc>
-          <w:tcPr>
-            <w:tcW w:type="dxa" w:w="4706"/>
-          </w:tcPr>
-          <w:p>
-            <w:r>
-              <w:rPr>
-                <w:b w:val="0"/>
-                <w:i w:val="0"/>
-                <w:sz w:val="17"/>
-              </w:rPr>
-              <w:t>Dans le cas contraire rassurez vous que c'est bien son fils/fille biologique.</w:t>
-            </w:r>
-          </w:p>
-        </w:tc>
-      </w:tr>
-      <w:tr>
-        <w:tc>
-          <w:tcPr>
-            <w:tcW w:type="dxa" w:w="964"/>
-          </w:tcPr>
-          <w:p>
-            <w:r>
-              <w:rPr>
-                <w:b/>
-                <w:i w:val="0"/>
-                <w:color w:val="EA580C"/>
-                <w:sz w:val="16"/>
-              </w:rPr>
-              <w:t>Moyenne</w:t>
-            </w:r>
-          </w:p>
-        </w:tc>
-        <w:tc>
-          <w:tcPr>
-            <w:tcW w:type="dxa" w:w="1247"/>
-          </w:tcPr>
-          <w:p>
-            <w:r>
-              <w:rPr>
-                <w:b/>
-                <w:i w:val="0"/>
-                <w:sz w:val="16"/>
-              </w:rPr>
-              <w:t>S01</w:t>
-              <w:br/>
-            </w:r>
-            <w:r>
-              <w:rPr>
-                <w:b w:val="0"/>
-                <w:i w:val="0"/>
-                <w:color w:val="64748B"/>
-                <w:sz w:val="14"/>
-              </w:rPr>
-              <w:t>Démographie</w:t>
-            </w:r>
-          </w:p>
-        </w:tc>
-        <w:tc>
-          <w:tcPr>
-            <w:tcW w:type="dxa" w:w="1531"/>
-          </w:tcPr>
-          <w:p>
-            <w:r>
-              <w:rPr>
-                <w:b/>
-                <w:i w:val="0"/>
-                <w:color w:val="16A34A"/>
-                <w:sz w:val="16"/>
-              </w:rPr>
-              <w:t>—</w:t>
-            </w:r>
-          </w:p>
-        </w:tc>
-        <w:tc>
-          <w:tcPr>
-            <w:tcW w:type="dxa" w:w="1191"/>
-          </w:tcPr>
-          <w:p>
-            <w:r>
-              <w:rPr>
-                <w:b w:val="0"/>
-                <w:i w:val="0"/>
-                <w:color w:val="64748B"/>
-                <w:sz w:val="16"/>
-              </w:rPr>
-              <w:t>GT-CQ</w:t>
-            </w:r>
-          </w:p>
-        </w:tc>
-        <w:tc>
-          <w:tcPr>
-            <w:tcW w:type="dxa" w:w="4706"/>
-          </w:tcPr>
-          <w:p>
-            <w:r>
-              <w:rPr>
-                <w:b w:val="0"/>
-                <w:i w:val="0"/>
-                <w:sz w:val="17"/>
-              </w:rPr>
-              <w:t>Prière de verifier l'information donnée par SALY NIOME ou corriger au niveau de la section 1.</w:t>
-            </w:r>
-          </w:p>
-        </w:tc>
-      </w:tr>
-      <w:tr>
-        <w:tc>
-          <w:tcPr>
-            <w:tcW w:type="dxa" w:w="964"/>
-          </w:tcPr>
-          <w:p>
-            <w:r>
-              <w:rPr>
-                <w:b/>
-                <w:i w:val="0"/>
-                <w:color w:val="EA580C"/>
-                <w:sz w:val="16"/>
-              </w:rPr>
-              <w:t>Moyenne</w:t>
-            </w:r>
-          </w:p>
-        </w:tc>
-        <w:tc>
-          <w:tcPr>
-            <w:tcW w:type="dxa" w:w="1247"/>
-          </w:tcPr>
-          <w:p>
-            <w:r>
-              <w:rPr>
-                <w:b/>
-                <w:i w:val="0"/>
-                <w:sz w:val="16"/>
-              </w:rPr>
-              <w:t>S01</w:t>
-              <w:br/>
-            </w:r>
-            <w:r>
-              <w:rPr>
-                <w:b w:val="0"/>
-                <w:i w:val="0"/>
-                <w:color w:val="64748B"/>
-                <w:sz w:val="14"/>
-              </w:rPr>
-              <w:t>Démographie</w:t>
-            </w:r>
-          </w:p>
-        </w:tc>
-        <w:tc>
-          <w:tcPr>
-            <w:tcW w:type="dxa" w:w="1531"/>
-          </w:tcPr>
-          <w:p>
-            <w:r>
-              <w:rPr>
-                <w:b/>
-                <w:i w:val="0"/>
-                <w:color w:val="16A34A"/>
-                <w:sz w:val="16"/>
-              </w:rPr>
-              <w:t>—</w:t>
-            </w:r>
-          </w:p>
-        </w:tc>
-        <w:tc>
-          <w:tcPr>
-            <w:tcW w:type="dxa" w:w="1191"/>
-          </w:tcPr>
-          <w:p>
-            <w:r>
-              <w:rPr>
-                <w:b w:val="0"/>
-                <w:i w:val="0"/>
-                <w:color w:val="64748B"/>
-                <w:sz w:val="16"/>
-              </w:rPr>
-              <w:t>GT-CQ</w:t>
-            </w:r>
-          </w:p>
-        </w:tc>
-        <w:tc>
-          <w:tcPr>
-            <w:tcW w:type="dxa" w:w="4706"/>
-          </w:tcPr>
-          <w:p>
-            <w:r>
-              <w:rPr>
-                <w:b w:val="0"/>
-                <w:i w:val="0"/>
-                <w:sz w:val="17"/>
-              </w:rPr>
-              <w:t>Prière de verifier l'information donnée par THÉRÈSE BAKHOUM ou corriger au niveau de la section 1.</w:t>
-            </w:r>
-          </w:p>
-        </w:tc>
-      </w:tr>
-      <w:tr>
-        <w:tc>
-          <w:tcPr>
-            <w:tcW w:type="dxa" w:w="964"/>
-          </w:tcPr>
-          <w:p>
-            <w:r>
-              <w:rPr>
-                <w:b/>
-                <w:i w:val="0"/>
-                <w:color w:val="EA580C"/>
-                <w:sz w:val="16"/>
-              </w:rPr>
-              <w:t>Moyenne</w:t>
-            </w:r>
-          </w:p>
-        </w:tc>
-        <w:tc>
-          <w:tcPr>
-            <w:tcW w:type="dxa" w:w="1247"/>
-          </w:tcPr>
-          <w:p>
-            <w:r>
-              <w:rPr>
-                <w:b/>
-                <w:i w:val="0"/>
-                <w:sz w:val="16"/>
-              </w:rPr>
-              <w:t>S01</w:t>
-              <w:br/>
-            </w:r>
-            <w:r>
-              <w:rPr>
-                <w:b w:val="0"/>
-                <w:i w:val="0"/>
-                <w:color w:val="64748B"/>
-                <w:sz w:val="14"/>
-              </w:rPr>
-              <w:t>Démographie</w:t>
-            </w:r>
-          </w:p>
-        </w:tc>
-        <w:tc>
-          <w:tcPr>
-            <w:tcW w:type="dxa" w:w="1531"/>
-          </w:tcPr>
-          <w:p>
-            <w:r>
-              <w:rPr>
-                <w:b/>
-                <w:i w:val="0"/>
-                <w:color w:val="16A34A"/>
-                <w:sz w:val="16"/>
-              </w:rPr>
-              <w:t>—</w:t>
-            </w:r>
-          </w:p>
-        </w:tc>
-        <w:tc>
-          <w:tcPr>
-            <w:tcW w:type="dxa" w:w="1191"/>
-          </w:tcPr>
-          <w:p>
-            <w:r>
-              <w:rPr>
-                <w:b w:val="0"/>
-                <w:i w:val="0"/>
-                <w:color w:val="64748B"/>
-                <w:sz w:val="16"/>
-              </w:rPr>
-              <w:t>GT-CQ</w:t>
-            </w:r>
-          </w:p>
-        </w:tc>
-        <w:tc>
-          <w:tcPr>
-            <w:tcW w:type="dxa" w:w="4706"/>
-          </w:tcPr>
-          <w:p>
-            <w:r>
-              <w:rPr>
-                <w:b w:val="0"/>
-                <w:i w:val="0"/>
-                <w:sz w:val="17"/>
-              </w:rPr>
-              <w:t>Prière de verifier l'information donnée par WALY BAKHOUME ou corriger au niveau de la section 1.</w:t>
-            </w:r>
-          </w:p>
-        </w:tc>
-      </w:tr>
-      <w:tr>
-        <w:tc>
-          <w:tcPr>
-            <w:tcW w:type="dxa" w:w="964"/>
-          </w:tcPr>
-          <w:p>
-            <w:r>
-              <w:rPr>
-                <w:b/>
-                <w:i w:val="0"/>
-                <w:color w:val="EA580C"/>
-                <w:sz w:val="16"/>
-              </w:rPr>
-              <w:t>Moyenne</w:t>
-            </w:r>
-          </w:p>
-        </w:tc>
-        <w:tc>
-          <w:tcPr>
-            <w:tcW w:type="dxa" w:w="1247"/>
-          </w:tcPr>
-          <w:p>
-            <w:r>
-              <w:rPr>
-                <w:b/>
-                <w:i w:val="0"/>
-                <w:sz w:val="16"/>
-              </w:rPr>
-              <w:t>S01</w:t>
-              <w:br/>
-            </w:r>
-            <w:r>
-              <w:rPr>
-                <w:b w:val="0"/>
-                <w:i w:val="0"/>
-                <w:color w:val="64748B"/>
-                <w:sz w:val="14"/>
-              </w:rPr>
-              <w:t>Démographie</w:t>
-            </w:r>
-          </w:p>
-        </w:tc>
-        <w:tc>
-          <w:tcPr>
-            <w:tcW w:type="dxa" w:w="1531"/>
-          </w:tcPr>
-          <w:p>
-            <w:r>
-              <w:rPr>
-                <w:b/>
-                <w:i w:val="0"/>
-                <w:color w:val="16A34A"/>
-                <w:sz w:val="16"/>
-              </w:rPr>
-              <w:t>—</w:t>
-            </w:r>
-          </w:p>
-        </w:tc>
-        <w:tc>
-          <w:tcPr>
-            <w:tcW w:type="dxa" w:w="1191"/>
-          </w:tcPr>
-          <w:p>
-            <w:r>
-              <w:rPr>
-                <w:b w:val="0"/>
-                <w:i w:val="0"/>
-                <w:color w:val="64748B"/>
-                <w:sz w:val="16"/>
-              </w:rPr>
-              <w:t>GT-CQ</w:t>
-            </w:r>
-          </w:p>
-        </w:tc>
-        <w:tc>
-          <w:tcPr>
-            <w:tcW w:type="dxa" w:w="4706"/>
-          </w:tcPr>
-          <w:p>
-            <w:r>
-              <w:rPr>
-                <w:b w:val="0"/>
-                <w:i w:val="0"/>
-                <w:sz w:val="17"/>
-              </w:rPr>
-              <w:t>Prière de verifier l'information donnée par ZERMELLE BAKHOUM ou corriger au niveau de la section 1.</w:t>
-            </w:r>
-          </w:p>
-        </w:tc>
-      </w:tr>
-      <w:tr>
-        <w:tc>
-          <w:tcPr>
-            <w:tcW w:type="dxa" w:w="964"/>
-          </w:tcPr>
-          <w:p>
-            <w:r>
-              <w:rPr>
-                <w:b/>
-                <w:i w:val="0"/>
-                <w:color w:val="EA580C"/>
-                <w:sz w:val="16"/>
-              </w:rPr>
-              <w:t>Moyenne</w:t>
-            </w:r>
-          </w:p>
-        </w:tc>
-        <w:tc>
-          <w:tcPr>
-            <w:tcW w:type="dxa" w:w="1247"/>
-          </w:tcPr>
-          <w:p>
-            <w:r>
-              <w:rPr>
-                <w:b/>
-                <w:i w:val="0"/>
-                <w:sz w:val="16"/>
-              </w:rPr>
-              <w:t>S02</w:t>
-              <w:br/>
-            </w:r>
-            <w:r>
-              <w:rPr>
-                <w:b w:val="0"/>
-                <w:i w:val="0"/>
-                <w:color w:val="64748B"/>
-                <w:sz w:val="14"/>
-              </w:rPr>
-              <w:t>Éducation</w:t>
-            </w:r>
-          </w:p>
-        </w:tc>
-        <w:tc>
-          <w:tcPr>
-            <w:tcW w:type="dxa" w:w="1531"/>
-          </w:tcPr>
-          <w:p>
-            <w:r>
-              <w:rPr>
-                <w:b/>
-                <w:i w:val="0"/>
-                <w:color w:val="16A34A"/>
-                <w:sz w:val="16"/>
-              </w:rPr>
-              <w:t>—</w:t>
-            </w:r>
-          </w:p>
-        </w:tc>
-        <w:tc>
-          <w:tcPr>
-            <w:tcW w:type="dxa" w:w="1191"/>
-          </w:tcPr>
-          <w:p>
-            <w:r>
-              <w:rPr>
-                <w:b w:val="0"/>
-                <w:i w:val="0"/>
-                <w:color w:val="64748B"/>
-                <w:sz w:val="16"/>
-              </w:rPr>
-              <w:t>GT-CQ</w:t>
-            </w:r>
-          </w:p>
-        </w:tc>
-        <w:tc>
-          <w:tcPr>
-            <w:tcW w:type="dxa" w:w="4706"/>
-          </w:tcPr>
-          <w:p>
-            <w:r>
-              <w:rPr>
-                <w:b w:val="0"/>
-                <w:i w:val="0"/>
-                <w:sz w:val="17"/>
-              </w:rPr>
-              <w:t>Attention!!! le montant payé pour les frais de scolarité ( 14000 FCFA) de LEONIE BAKHOUM  qui fréquente 3ème année de Maternelle semble faible.</w:t>
-            </w:r>
-          </w:p>
-        </w:tc>
-      </w:tr>
-      <w:tr>
-        <w:tc>
-          <w:tcPr>
-            <w:tcW w:type="dxa" w:w="964"/>
-          </w:tcPr>
-          <w:p>
-            <w:r>
-              <w:rPr>
-                <w:b/>
-                <w:i w:val="0"/>
-                <w:color w:val="EA580C"/>
-                <w:sz w:val="16"/>
-              </w:rPr>
-              <w:t>Moyenne</w:t>
-            </w:r>
-          </w:p>
-        </w:tc>
-        <w:tc>
-          <w:tcPr>
-            <w:tcW w:type="dxa" w:w="1247"/>
-          </w:tcPr>
-          <w:p>
-            <w:r>
-              <w:rPr>
-                <w:b/>
-                <w:i w:val="0"/>
-                <w:sz w:val="16"/>
-              </w:rPr>
-              <w:t>S02</w:t>
-              <w:br/>
-            </w:r>
-            <w:r>
-              <w:rPr>
-                <w:b w:val="0"/>
-                <w:i w:val="0"/>
-                <w:color w:val="64748B"/>
-                <w:sz w:val="14"/>
-              </w:rPr>
-              <w:t>Éducation</w:t>
-            </w:r>
-          </w:p>
-        </w:tc>
-        <w:tc>
-          <w:tcPr>
-            <w:tcW w:type="dxa" w:w="1531"/>
-          </w:tcPr>
-          <w:p>
-            <w:r>
-              <w:rPr>
-                <w:b/>
-                <w:i w:val="0"/>
-                <w:color w:val="16A34A"/>
-                <w:sz w:val="16"/>
-              </w:rPr>
-              <w:t>—</w:t>
-            </w:r>
-          </w:p>
-        </w:tc>
-        <w:tc>
-          <w:tcPr>
-            <w:tcW w:type="dxa" w:w="1191"/>
-          </w:tcPr>
-          <w:p>
-            <w:r>
-              <w:rPr>
-                <w:b w:val="0"/>
-                <w:i w:val="0"/>
-                <w:color w:val="64748B"/>
-                <w:sz w:val="16"/>
-              </w:rPr>
-              <w:t>GT-CQ</w:t>
-            </w:r>
-          </w:p>
-        </w:tc>
-        <w:tc>
-          <w:tcPr>
-            <w:tcW w:type="dxa" w:w="4706"/>
-          </w:tcPr>
-          <w:p>
-            <w:r>
-              <w:rPr>
-                <w:b w:val="0"/>
-                <w:i w:val="0"/>
-                <w:sz w:val="17"/>
-              </w:rPr>
               <w:t>Veuillez verifier cette information auprès de l'enquêté ou confirmer avec le QG.</w:t>
-            </w:r>
-          </w:p>
-        </w:tc>
-      </w:tr>
-      <w:tr>
-        <w:tc>
-          <w:tcPr>
-            <w:tcW w:type="dxa" w:w="964"/>
-          </w:tcPr>
-          <w:p>
-            <w:r>
-              <w:rPr>
-                <w:b/>
-                <w:i w:val="0"/>
-                <w:color w:val="EA580C"/>
-                <w:sz w:val="16"/>
-              </w:rPr>
-              <w:t>Moyenne</w:t>
-            </w:r>
-          </w:p>
-        </w:tc>
-        <w:tc>
-          <w:tcPr>
-            <w:tcW w:type="dxa" w:w="1247"/>
-          </w:tcPr>
-          <w:p>
-            <w:r>
-              <w:rPr>
-                <w:b/>
-                <w:i w:val="0"/>
-                <w:sz w:val="16"/>
-              </w:rPr>
-              <w:t>S02</w:t>
-              <w:br/>
-            </w:r>
-            <w:r>
-              <w:rPr>
-                <w:b w:val="0"/>
-                <w:i w:val="0"/>
-                <w:color w:val="64748B"/>
-                <w:sz w:val="14"/>
-              </w:rPr>
-              <w:t>Éducation</w:t>
-            </w:r>
-          </w:p>
-        </w:tc>
-        <w:tc>
-          <w:tcPr>
-            <w:tcW w:type="dxa" w:w="1531"/>
-          </w:tcPr>
-          <w:p>
-            <w:r>
-              <w:rPr>
-                <w:b/>
-                <w:i w:val="0"/>
-                <w:color w:val="16A34A"/>
-                <w:sz w:val="16"/>
-              </w:rPr>
-              <w:t>—</w:t>
-            </w:r>
-          </w:p>
-        </w:tc>
-        <w:tc>
-          <w:tcPr>
-            <w:tcW w:type="dxa" w:w="1191"/>
-          </w:tcPr>
-          <w:p>
-            <w:r>
-              <w:rPr>
-                <w:b w:val="0"/>
-                <w:i w:val="0"/>
-                <w:color w:val="64748B"/>
-                <w:sz w:val="16"/>
-              </w:rPr>
-              <w:t>GT-CQ</w:t>
-            </w:r>
-          </w:p>
-        </w:tc>
-        <w:tc>
-          <w:tcPr>
-            <w:tcW w:type="dxa" w:w="4706"/>
-          </w:tcPr>
-          <w:p>
-            <w:r>
-              <w:rPr>
-                <w:b w:val="0"/>
-                <w:i w:val="0"/>
-                <w:sz w:val="17"/>
-              </w:rPr>
-              <w:t>veuillez, s'il vous plait, confirmer les frais de scolarité ( 2000 FCFA) payée de MARI JEANNE BAKHOUME avec le QG ou apporter les corrections nécessaires.</w:t>
-            </w:r>
-          </w:p>
-        </w:tc>
-      </w:tr>
-      <w:tr>
-        <w:tc>
-          <w:tcPr>
-            <w:tcW w:type="dxa" w:w="964"/>
-          </w:tcPr>
-          <w:p>
-            <w:r>
-              <w:rPr>
-                <w:b/>
-                <w:i w:val="0"/>
-                <w:color w:val="EA580C"/>
-                <w:sz w:val="16"/>
-              </w:rPr>
-              <w:t>Moyenne</w:t>
-            </w:r>
-          </w:p>
-        </w:tc>
-        <w:tc>
-          <w:tcPr>
-            <w:tcW w:type="dxa" w:w="1247"/>
-          </w:tcPr>
-          <w:p>
-            <w:r>
-              <w:rPr>
-                <w:b/>
-                <w:i w:val="0"/>
-                <w:sz w:val="16"/>
-              </w:rPr>
-              <w:t>S02</w:t>
-              <w:br/>
-            </w:r>
-            <w:r>
-              <w:rPr>
-                <w:b w:val="0"/>
-                <w:i w:val="0"/>
-                <w:color w:val="64748B"/>
-                <w:sz w:val="14"/>
-              </w:rPr>
-              <w:t>Éducation</w:t>
-            </w:r>
-          </w:p>
-        </w:tc>
-        <w:tc>
-          <w:tcPr>
-            <w:tcW w:type="dxa" w:w="1531"/>
-          </w:tcPr>
-          <w:p>
-            <w:r>
-              <w:rPr>
-                <w:b/>
-                <w:i w:val="0"/>
-                <w:color w:val="16A34A"/>
-                <w:sz w:val="16"/>
-              </w:rPr>
-              <w:t>—</w:t>
-            </w:r>
-          </w:p>
-        </w:tc>
-        <w:tc>
-          <w:tcPr>
-            <w:tcW w:type="dxa" w:w="1191"/>
-          </w:tcPr>
-          <w:p>
-            <w:r>
-              <w:rPr>
-                <w:b w:val="0"/>
-                <w:i w:val="0"/>
-                <w:color w:val="64748B"/>
-                <w:sz w:val="16"/>
-              </w:rPr>
-              <w:t>GT-CQ</w:t>
-            </w:r>
-          </w:p>
-        </w:tc>
-        <w:tc>
-          <w:tcPr>
-            <w:tcW w:type="dxa" w:w="4706"/>
-          </w:tcPr>
-          <w:p>
-            <w:r>
-              <w:rPr>
-                <w:b w:val="0"/>
-                <w:i w:val="0"/>
-                <w:sz w:val="17"/>
-              </w:rPr>
-              <w:t>veuillez, s'il vous plait, confirmer les frais de scolarité ( 2000 FCFA) payée de MARIE BERNALDETTE BAKHOUM avec le QG ou apporter les corrections nécessaires.</w:t>
-            </w:r>
-          </w:p>
-        </w:tc>
-      </w:tr>
-      <w:tr>
-        <w:tc>
-          <w:tcPr>
-            <w:tcW w:type="dxa" w:w="964"/>
-          </w:tcPr>
-          <w:p>
-            <w:r>
-              <w:rPr>
-                <w:b/>
-                <w:i w:val="0"/>
-                <w:color w:val="EA580C"/>
-                <w:sz w:val="16"/>
-              </w:rPr>
-              <w:t>Moyenne</w:t>
-            </w:r>
-          </w:p>
-        </w:tc>
-        <w:tc>
-          <w:tcPr>
-            <w:tcW w:type="dxa" w:w="1247"/>
-          </w:tcPr>
-          <w:p>
-            <w:r>
-              <w:rPr>
-                <w:b/>
-                <w:i w:val="0"/>
-                <w:sz w:val="16"/>
-              </w:rPr>
-              <w:t>S02</w:t>
-              <w:br/>
-            </w:r>
-            <w:r>
-              <w:rPr>
-                <w:b w:val="0"/>
-                <w:i w:val="0"/>
-                <w:color w:val="64748B"/>
-                <w:sz w:val="14"/>
-              </w:rPr>
-              <w:t>Éducation</w:t>
-            </w:r>
-          </w:p>
-        </w:tc>
-        <w:tc>
-          <w:tcPr>
-            <w:tcW w:type="dxa" w:w="1531"/>
-          </w:tcPr>
-          <w:p>
-            <w:r>
-              <w:rPr>
-                <w:b/>
-                <w:i w:val="0"/>
-                <w:color w:val="16A34A"/>
-                <w:sz w:val="16"/>
-              </w:rPr>
-              <w:t>—</w:t>
-            </w:r>
-          </w:p>
-        </w:tc>
-        <w:tc>
-          <w:tcPr>
-            <w:tcW w:type="dxa" w:w="1191"/>
-          </w:tcPr>
-          <w:p>
-            <w:r>
-              <w:rPr>
-                <w:b w:val="0"/>
-                <w:i w:val="0"/>
-                <w:color w:val="64748B"/>
-                <w:sz w:val="16"/>
-              </w:rPr>
-              <w:t>GT-CQ</w:t>
-            </w:r>
-          </w:p>
-        </w:tc>
-        <w:tc>
-          <w:tcPr>
-            <w:tcW w:type="dxa" w:w="4706"/>
-          </w:tcPr>
-          <w:p>
-            <w:r>
-              <w:rPr>
-                <w:b w:val="0"/>
-                <w:i w:val="0"/>
-                <w:sz w:val="17"/>
-              </w:rPr>
-              <w:t>veuillez, s'il vous plait, confirmer les frais de scolarité ( 2000 FCFA) payée de MONICK BAKHOUM avec le QG ou apporter les corrections nécessaires.</w:t>
-            </w:r>
-          </w:p>
-        </w:tc>
-      </w:tr>
-      <w:tr>
-        <w:tc>
-          <w:tcPr>
-            <w:tcW w:type="dxa" w:w="964"/>
-          </w:tcPr>
-          <w:p>
-            <w:r>
-              <w:rPr>
-                <w:b/>
-                <w:i w:val="0"/>
-                <w:color w:val="EA580C"/>
-                <w:sz w:val="16"/>
-              </w:rPr>
-              <w:t>Moyenne</w:t>
-            </w:r>
-          </w:p>
-        </w:tc>
-        <w:tc>
-          <w:tcPr>
-            <w:tcW w:type="dxa" w:w="1247"/>
-          </w:tcPr>
-          <w:p>
-            <w:r>
-              <w:rPr>
-                <w:b/>
-                <w:i w:val="0"/>
-                <w:sz w:val="16"/>
-              </w:rPr>
-              <w:t>S02</w:t>
-              <w:br/>
-            </w:r>
-            <w:r>
-              <w:rPr>
-                <w:b w:val="0"/>
-                <w:i w:val="0"/>
-                <w:color w:val="64748B"/>
-                <w:sz w:val="14"/>
-              </w:rPr>
-              <w:t>Éducation</w:t>
-            </w:r>
-          </w:p>
-        </w:tc>
-        <w:tc>
-          <w:tcPr>
-            <w:tcW w:type="dxa" w:w="1531"/>
-          </w:tcPr>
-          <w:p>
-            <w:r>
-              <w:rPr>
-                <w:b/>
-                <w:i w:val="0"/>
-                <w:color w:val="16A34A"/>
-                <w:sz w:val="16"/>
-              </w:rPr>
-              <w:t>—</w:t>
-            </w:r>
-          </w:p>
-        </w:tc>
-        <w:tc>
-          <w:tcPr>
-            <w:tcW w:type="dxa" w:w="1191"/>
-          </w:tcPr>
-          <w:p>
-            <w:r>
-              <w:rPr>
-                <w:b w:val="0"/>
-                <w:i w:val="0"/>
-                <w:color w:val="64748B"/>
-                <w:sz w:val="16"/>
-              </w:rPr>
-              <w:t>GT-CQ</w:t>
-            </w:r>
-          </w:p>
-        </w:tc>
-        <w:tc>
-          <w:tcPr>
-            <w:tcW w:type="dxa" w:w="4706"/>
-          </w:tcPr>
-          <w:p>
-            <w:r>
-              <w:rPr>
-                <w:b w:val="0"/>
-                <w:i w:val="0"/>
-                <w:sz w:val="17"/>
-              </w:rPr>
-              <w:t>veuillez, s'il vous plait, confirmer les frais de scolarité ( 2000 FCFA) payée de NDAGAME KOUNTA  BAKHOUM avec le QG ou apporter les corrections nécessaires.</w:t>
-            </w:r>
-          </w:p>
-        </w:tc>
-      </w:tr>
-      <w:tr>
-        <w:tc>
-          <w:tcPr>
-            <w:tcW w:type="dxa" w:w="964"/>
-          </w:tcPr>
-          <w:p>
-            <w:r>
-              <w:rPr>
-                <w:b/>
-                <w:i w:val="0"/>
-                <w:color w:val="EA580C"/>
-                <w:sz w:val="16"/>
-              </w:rPr>
-              <w:t>Moyenne</w:t>
-            </w:r>
-          </w:p>
-        </w:tc>
-        <w:tc>
-          <w:tcPr>
-            <w:tcW w:type="dxa" w:w="1247"/>
-          </w:tcPr>
-          <w:p>
-            <w:r>
-              <w:rPr>
-                <w:b/>
-                <w:i w:val="0"/>
-                <w:sz w:val="16"/>
-              </w:rPr>
-              <w:t>S02</w:t>
-              <w:br/>
-            </w:r>
-            <w:r>
-              <w:rPr>
-                <w:b w:val="0"/>
-                <w:i w:val="0"/>
-                <w:color w:val="64748B"/>
-                <w:sz w:val="14"/>
-              </w:rPr>
-              <w:t>Éducation</w:t>
-            </w:r>
-          </w:p>
-        </w:tc>
-        <w:tc>
-          <w:tcPr>
-            <w:tcW w:type="dxa" w:w="1531"/>
-          </w:tcPr>
-          <w:p>
-            <w:r>
-              <w:rPr>
-                <w:b/>
-                <w:i w:val="0"/>
-                <w:color w:val="16A34A"/>
-                <w:sz w:val="16"/>
-              </w:rPr>
-              <w:t>—</w:t>
-            </w:r>
-          </w:p>
-        </w:tc>
-        <w:tc>
-          <w:tcPr>
-            <w:tcW w:type="dxa" w:w="1191"/>
-          </w:tcPr>
-          <w:p>
-            <w:r>
-              <w:rPr>
-                <w:b w:val="0"/>
-                <w:i w:val="0"/>
-                <w:color w:val="64748B"/>
-                <w:sz w:val="16"/>
-              </w:rPr>
-              <w:t>GT-CQ</w:t>
-            </w:r>
-          </w:p>
-        </w:tc>
-        <w:tc>
-          <w:tcPr>
-            <w:tcW w:type="dxa" w:w="4706"/>
-          </w:tcPr>
-          <w:p>
-            <w:r>
-              <w:rPr>
-                <w:b w:val="0"/>
-                <w:i w:val="0"/>
-                <w:sz w:val="17"/>
-              </w:rPr>
-              <w:t>veuillez, s'il vous plait, confirmer les frais de scolarité ( 2000 FCFA) payée de WALY BAKHOUME avec le QG ou apporter les corrections nécessaires.</w:t>
-            </w:r>
-          </w:p>
-        </w:tc>
-      </w:tr>
-      <w:tr>
-        <w:tc>
-          <w:tcPr>
-            <w:tcW w:type="dxa" w:w="964"/>
-          </w:tcPr>
-          <w:p>
-            <w:r>
-              <w:rPr>
-                <w:b/>
-                <w:i w:val="0"/>
-                <w:color w:val="EA580C"/>
-                <w:sz w:val="16"/>
-              </w:rPr>
-              <w:t>Moyenne</w:t>
-            </w:r>
-          </w:p>
-        </w:tc>
-        <w:tc>
-          <w:tcPr>
-            <w:tcW w:type="dxa" w:w="1247"/>
-          </w:tcPr>
-          <w:p>
-            <w:r>
-              <w:rPr>
-                <w:b/>
-                <w:i w:val="0"/>
-                <w:sz w:val="16"/>
-              </w:rPr>
-              <w:t>S02</w:t>
-              <w:br/>
-            </w:r>
-            <w:r>
-              <w:rPr>
-                <w:b w:val="0"/>
-                <w:i w:val="0"/>
-                <w:color w:val="64748B"/>
-                <w:sz w:val="14"/>
-              </w:rPr>
-              <w:t>Éducation</w:t>
-            </w:r>
-          </w:p>
-        </w:tc>
-        <w:tc>
-          <w:tcPr>
-            <w:tcW w:type="dxa" w:w="1531"/>
-          </w:tcPr>
-          <w:p>
-            <w:r>
-              <w:rPr>
-                <w:b/>
-                <w:i w:val="0"/>
-                <w:color w:val="16A34A"/>
-                <w:sz w:val="16"/>
-              </w:rPr>
-              <w:t>—</w:t>
-            </w:r>
-          </w:p>
-        </w:tc>
-        <w:tc>
-          <w:tcPr>
-            <w:tcW w:type="dxa" w:w="1191"/>
-          </w:tcPr>
-          <w:p>
-            <w:r>
-              <w:rPr>
-                <w:b w:val="0"/>
-                <w:i w:val="0"/>
-                <w:color w:val="64748B"/>
-                <w:sz w:val="16"/>
-              </w:rPr>
-              <w:t>GT-CQ</w:t>
-            </w:r>
-          </w:p>
-        </w:tc>
-        <w:tc>
-          <w:tcPr>
-            <w:tcW w:type="dxa" w:w="4706"/>
-          </w:tcPr>
-          <w:p>
-            <w:r>
-              <w:rPr>
-                <w:b w:val="0"/>
-                <w:i w:val="0"/>
-                <w:sz w:val="17"/>
-              </w:rPr>
-              <w:t>veuillez, s'il vous plait, confirmer les frais de scolarité ( 2000 FCFA) payée de JEAN BAKHOUM avec le QG ou apporter les corrections nécessaires.</w:t>
-            </w:r>
-          </w:p>
-        </w:tc>
-      </w:tr>
-      <w:tr>
-        <w:tc>
-          <w:tcPr>
-            <w:tcW w:type="dxa" w:w="964"/>
-          </w:tcPr>
-          <w:p>
-            <w:r>
-              <w:rPr>
-                <w:b/>
-                <w:i w:val="0"/>
-                <w:color w:val="EA580C"/>
-                <w:sz w:val="16"/>
-              </w:rPr>
-              <w:t>Moyenne</w:t>
-            </w:r>
-          </w:p>
-        </w:tc>
-        <w:tc>
-          <w:tcPr>
-            <w:tcW w:type="dxa" w:w="1247"/>
-          </w:tcPr>
-          <w:p>
-            <w:r>
-              <w:rPr>
-                <w:b/>
-                <w:i w:val="0"/>
-                <w:sz w:val="16"/>
-              </w:rPr>
-              <w:t>S02</w:t>
-              <w:br/>
-            </w:r>
-            <w:r>
-              <w:rPr>
-                <w:b w:val="0"/>
-                <w:i w:val="0"/>
-                <w:color w:val="64748B"/>
-                <w:sz w:val="14"/>
-              </w:rPr>
-              <w:t>Éducation</w:t>
-            </w:r>
-          </w:p>
-        </w:tc>
-        <w:tc>
-          <w:tcPr>
-            <w:tcW w:type="dxa" w:w="1531"/>
-          </w:tcPr>
-          <w:p>
-            <w:r>
-              <w:rPr>
-                <w:b/>
-                <w:i w:val="0"/>
-                <w:color w:val="16A34A"/>
-                <w:sz w:val="16"/>
-              </w:rPr>
-              <w:t>—</w:t>
-            </w:r>
-          </w:p>
-        </w:tc>
-        <w:tc>
-          <w:tcPr>
-            <w:tcW w:type="dxa" w:w="1191"/>
-          </w:tcPr>
-          <w:p>
-            <w:r>
-              <w:rPr>
-                <w:b w:val="0"/>
-                <w:i w:val="0"/>
-                <w:color w:val="64748B"/>
-                <w:sz w:val="16"/>
-              </w:rPr>
-              <w:t>GT-CQ</w:t>
-            </w:r>
-          </w:p>
-        </w:tc>
-        <w:tc>
-          <w:tcPr>
-            <w:tcW w:type="dxa" w:w="4706"/>
-          </w:tcPr>
-          <w:p>
-            <w:r>
-              <w:rPr>
-                <w:b w:val="0"/>
-                <w:i w:val="0"/>
-                <w:sz w:val="17"/>
-              </w:rPr>
-              <w:t>veuillez, s'il vous plait, confirmer les frais de scolarité ( 2000 FCFA) payée de LEON BAKHOUM avec le QG ou apporter les corrections nécessaires.</w:t>
             </w:r>
           </w:p>
         </w:tc>
